--- a/Opleverset_Project_5-6/Verslagen/Optimalisatie Onderzoeksverslag.docx
+++ b/Opleverset_Project_5-6/Verslagen/Optimalisatie Onderzoeksverslag.docx
@@ -18,271 +18,670 @@
         <w:t>Optimalisatie Onderzoeksverslag</w:t>
       </w:r>
     </w:p>
+    <w:p/>
+    <w:p/>
+    <w:p/>
+    <w:p/>
+    <w:p/>
+    <w:p/>
+    <w:p/>
+    <w:p/>
+    <w:p/>
+    <w:p/>
+    <w:p/>
+    <w:p/>
+    <w:p/>
+    <w:p/>
+    <w:p/>
+    <w:p/>
+    <w:p/>
+    <w:p/>
+    <w:p/>
+    <w:p/>
+    <w:p/>
+    <w:p/>
+    <w:p>
+      <w:r>
+        <w:t xml:space="preserve">Dennis </w:t>
+      </w:r>
+      <w:proofErr w:type="spellStart"/>
+      <w:r>
+        <w:t>Zejnilovic</w:t>
+      </w:r>
+      <w:proofErr w:type="spellEnd"/>
+      <w:r>
+        <w:tab/>
+        <w:t>1098617</w:t>
+      </w:r>
+    </w:p>
+    <w:p>
+      <w:r>
+        <w:t>Tom Heijmans</w:t>
+      </w:r>
+      <w:r>
+        <w:tab/>
+        <w:t>1079471</w:t>
+      </w:r>
+    </w:p>
+    <w:p>
+      <w:r>
+        <w:t xml:space="preserve">Ali </w:t>
+      </w:r>
+      <w:proofErr w:type="spellStart"/>
+      <w:r>
+        <w:t>Haimed</w:t>
+      </w:r>
+      <w:proofErr w:type="spellEnd"/>
+      <w:r>
+        <w:tab/>
+      </w:r>
+      <w:r>
+        <w:tab/>
+        <w:t>1103776</w:t>
+      </w:r>
+    </w:p>
+    <w:p>
+      <w:r>
+        <w:t>Fabio Wolthui</w:t>
+      </w:r>
+      <w:r>
+        <w:t>s</w:t>
+      </w:r>
+      <w:r>
+        <w:tab/>
+      </w:r>
+      <w:r>
+        <w:t>1093379</w:t>
+      </w:r>
+    </w:p>
+    <w:p>
+      <w:r>
+        <w:t>1-2-2025</w:t>
+      </w:r>
+      <w:r>
+        <w:t>, Eerste Geleg</w:t>
+      </w:r>
+      <w:r>
+        <w:t>en</w:t>
+      </w:r>
+      <w:r>
+        <w:t>heid</w:t>
+      </w:r>
+    </w:p>
+    <w:sdt>
+      <w:sdtPr>
+        <w:id w:val="1358394515"/>
+        <w:docPartObj>
+          <w:docPartGallery w:val="Table of Contents"/>
+          <w:docPartUnique/>
+        </w:docPartObj>
+      </w:sdtPr>
+      <w:sdtEndPr>
+        <w:rPr>
+          <w:rFonts w:asciiTheme="minorHAnsi" w:eastAsiaTheme="minorEastAsia" w:hAnsiTheme="minorHAnsi" w:cstheme="minorBidi"/>
+          <w:b/>
+          <w:bCs/>
+          <w:color w:val="auto"/>
+          <w:kern w:val="2"/>
+          <w:sz w:val="24"/>
+          <w:szCs w:val="24"/>
+          <w14:ligatures w14:val="standardContextual"/>
+        </w:rPr>
+      </w:sdtEndPr>
+      <w:sdtContent>
+        <w:p>
+          <w:pPr>
+            <w:pStyle w:val="Kopvaninhoudsopgave"/>
+          </w:pPr>
+          <w:r>
+            <w:t>Inhoud</w:t>
+          </w:r>
+        </w:p>
+        <w:p>
+          <w:pPr>
+            <w:pStyle w:val="Inhopg2"/>
+            <w:tabs>
+              <w:tab w:val="right" w:leader="dot" w:pos="9062"/>
+            </w:tabs>
+            <w:rPr>
+              <w:noProof/>
+            </w:rPr>
+          </w:pPr>
+          <w:r>
+            <w:fldChar w:fldCharType="begin"/>
+          </w:r>
+          <w:r>
+            <w:instrText xml:space="preserve"> TOC \o "1-3" \h \z \u </w:instrText>
+          </w:r>
+          <w:r>
+            <w:fldChar w:fldCharType="separate"/>
+          </w:r>
+          <w:hyperlink w:anchor="_Toc220408245" w:history="1">
+            <w:r>
+              <w:rPr>
+                <w:rStyle w:val="Hyperlink"/>
+                <w:noProof/>
+              </w:rPr>
+              <w:t>Samenvatting:</w:t>
+            </w:r>
+            <w:r>
+              <w:rPr>
+                <w:noProof/>
+                <w:webHidden/>
+              </w:rPr>
+              <w:tab/>
+            </w:r>
+            <w:r>
+              <w:rPr>
+                <w:noProof/>
+                <w:webHidden/>
+              </w:rPr>
+              <w:fldChar w:fldCharType="begin"/>
+            </w:r>
+            <w:r>
+              <w:rPr>
+                <w:noProof/>
+                <w:webHidden/>
+              </w:rPr>
+              <w:instrText xml:space="preserve"> PAGEREF _Toc220408245 \h </w:instrText>
+            </w:r>
+            <w:r>
+              <w:rPr>
+                <w:noProof/>
+                <w:webHidden/>
+              </w:rPr>
+            </w:r>
+            <w:r>
+              <w:rPr>
+                <w:noProof/>
+                <w:webHidden/>
+              </w:rPr>
+              <w:fldChar w:fldCharType="separate"/>
+            </w:r>
+            <w:r>
+              <w:rPr>
+                <w:noProof/>
+                <w:webHidden/>
+              </w:rPr>
+              <w:t>2</w:t>
+            </w:r>
+            <w:r>
+              <w:rPr>
+                <w:noProof/>
+                <w:webHidden/>
+              </w:rPr>
+              <w:fldChar w:fldCharType="end"/>
+            </w:r>
+          </w:hyperlink>
+        </w:p>
+        <w:p>
+          <w:pPr>
+            <w:pStyle w:val="Inhopg2"/>
+            <w:tabs>
+              <w:tab w:val="right" w:leader="dot" w:pos="9062"/>
+            </w:tabs>
+            <w:rPr>
+              <w:noProof/>
+            </w:rPr>
+          </w:pPr>
+          <w:hyperlink w:anchor="_Toc220408246" w:history="1">
+            <w:r>
+              <w:rPr>
+                <w:rStyle w:val="Hyperlink"/>
+                <w:noProof/>
+              </w:rPr>
+              <w:t>Inleiding:</w:t>
+            </w:r>
+            <w:r>
+              <w:rPr>
+                <w:noProof/>
+                <w:webHidden/>
+              </w:rPr>
+              <w:tab/>
+            </w:r>
+            <w:r>
+              <w:rPr>
+                <w:noProof/>
+                <w:webHidden/>
+              </w:rPr>
+              <w:fldChar w:fldCharType="begin"/>
+            </w:r>
+            <w:r>
+              <w:rPr>
+                <w:noProof/>
+                <w:webHidden/>
+              </w:rPr>
+              <w:instrText xml:space="preserve"> PAGEREF _Toc220408246 \h </w:instrText>
+            </w:r>
+            <w:r>
+              <w:rPr>
+                <w:noProof/>
+                <w:webHidden/>
+              </w:rPr>
+            </w:r>
+            <w:r>
+              <w:rPr>
+                <w:noProof/>
+                <w:webHidden/>
+              </w:rPr>
+              <w:fldChar w:fldCharType="separate"/>
+            </w:r>
+            <w:r>
+              <w:rPr>
+                <w:noProof/>
+                <w:webHidden/>
+              </w:rPr>
+              <w:t>2</w:t>
+            </w:r>
+            <w:r>
+              <w:rPr>
+                <w:noProof/>
+                <w:webHidden/>
+              </w:rPr>
+              <w:fldChar w:fldCharType="end"/>
+            </w:r>
+          </w:hyperlink>
+        </w:p>
+        <w:p>
+          <w:pPr>
+            <w:pStyle w:val="Inhopg2"/>
+            <w:tabs>
+              <w:tab w:val="right" w:leader="dot" w:pos="9062"/>
+            </w:tabs>
+            <w:rPr>
+              <w:noProof/>
+            </w:rPr>
+          </w:pPr>
+          <w:hyperlink w:anchor="_Toc220408247" w:history="1">
+            <w:r>
+              <w:rPr>
+                <w:rStyle w:val="Hyperlink"/>
+                <w:noProof/>
+              </w:rPr>
+              <w:t>Methode:</w:t>
+            </w:r>
+            <w:r>
+              <w:rPr>
+                <w:noProof/>
+                <w:webHidden/>
+              </w:rPr>
+              <w:tab/>
+            </w:r>
+            <w:r>
+              <w:rPr>
+                <w:noProof/>
+                <w:webHidden/>
+              </w:rPr>
+              <w:fldChar w:fldCharType="begin"/>
+            </w:r>
+            <w:r>
+              <w:rPr>
+                <w:noProof/>
+                <w:webHidden/>
+              </w:rPr>
+              <w:instrText xml:space="preserve"> PAGEREF _Toc220408247 \h </w:instrText>
+            </w:r>
+            <w:r>
+              <w:rPr>
+                <w:noProof/>
+                <w:webHidden/>
+              </w:rPr>
+            </w:r>
+            <w:r>
+              <w:rPr>
+                <w:noProof/>
+                <w:webHidden/>
+              </w:rPr>
+              <w:fldChar w:fldCharType="separate"/>
+            </w:r>
+            <w:r>
+              <w:rPr>
+                <w:noProof/>
+                <w:webHidden/>
+              </w:rPr>
+              <w:t>2</w:t>
+            </w:r>
+            <w:r>
+              <w:rPr>
+                <w:noProof/>
+                <w:webHidden/>
+              </w:rPr>
+              <w:fldChar w:fldCharType="end"/>
+            </w:r>
+          </w:hyperlink>
+        </w:p>
+        <w:p>
+          <w:pPr>
+            <w:pStyle w:val="Inhopg2"/>
+            <w:tabs>
+              <w:tab w:val="right" w:leader="dot" w:pos="9062"/>
+            </w:tabs>
+            <w:rPr>
+              <w:noProof/>
+            </w:rPr>
+          </w:pPr>
+          <w:hyperlink w:anchor="_Toc220408248" w:history="1">
+            <w:r>
+              <w:rPr>
+                <w:rStyle w:val="Hyperlink"/>
+                <w:noProof/>
+              </w:rPr>
+              <w:t>Middenstuk:</w:t>
+            </w:r>
+            <w:r>
+              <w:rPr>
+                <w:noProof/>
+                <w:webHidden/>
+              </w:rPr>
+              <w:tab/>
+            </w:r>
+            <w:r>
+              <w:rPr>
+                <w:noProof/>
+                <w:webHidden/>
+              </w:rPr>
+              <w:fldChar w:fldCharType="begin"/>
+            </w:r>
+            <w:r>
+              <w:rPr>
+                <w:noProof/>
+                <w:webHidden/>
+              </w:rPr>
+              <w:instrText xml:space="preserve"> PAGEREF _Toc220408248 \h </w:instrText>
+            </w:r>
+            <w:r>
+              <w:rPr>
+                <w:noProof/>
+                <w:webHidden/>
+              </w:rPr>
+            </w:r>
+            <w:r>
+              <w:rPr>
+                <w:noProof/>
+                <w:webHidden/>
+              </w:rPr>
+              <w:fldChar w:fldCharType="separate"/>
+            </w:r>
+            <w:r>
+              <w:rPr>
+                <w:noProof/>
+                <w:webHidden/>
+              </w:rPr>
+              <w:t>3</w:t>
+            </w:r>
+            <w:r>
+              <w:rPr>
+                <w:noProof/>
+                <w:webHidden/>
+              </w:rPr>
+              <w:fldChar w:fldCharType="end"/>
+            </w:r>
+          </w:hyperlink>
+        </w:p>
+        <w:p>
+          <w:pPr>
+            <w:pStyle w:val="Inhopg2"/>
+            <w:tabs>
+              <w:tab w:val="right" w:leader="dot" w:pos="9062"/>
+            </w:tabs>
+            <w:rPr>
+              <w:noProof/>
+            </w:rPr>
+          </w:pPr>
+          <w:hyperlink w:anchor="_Toc220408249" w:history="1">
+            <w:r>
+              <w:rPr>
+                <w:rStyle w:val="Hyperlink"/>
+                <w:noProof/>
+              </w:rPr>
+              <w:t>Conclusie:</w:t>
+            </w:r>
+            <w:r>
+              <w:rPr>
+                <w:noProof/>
+                <w:webHidden/>
+              </w:rPr>
+              <w:tab/>
+            </w:r>
+            <w:r>
+              <w:rPr>
+                <w:noProof/>
+                <w:webHidden/>
+              </w:rPr>
+              <w:fldChar w:fldCharType="begin"/>
+            </w:r>
+            <w:r>
+              <w:rPr>
+                <w:noProof/>
+                <w:webHidden/>
+              </w:rPr>
+              <w:instrText xml:space="preserve"> PAGEREF _Toc220408249 \h </w:instrText>
+            </w:r>
+            <w:r>
+              <w:rPr>
+                <w:noProof/>
+                <w:webHidden/>
+              </w:rPr>
+            </w:r>
+            <w:r>
+              <w:rPr>
+                <w:noProof/>
+                <w:webHidden/>
+              </w:rPr>
+              <w:fldChar w:fldCharType="separate"/>
+            </w:r>
+            <w:r>
+              <w:rPr>
+                <w:noProof/>
+                <w:webHidden/>
+              </w:rPr>
+              <w:t>3</w:t>
+            </w:r>
+            <w:r>
+              <w:rPr>
+                <w:noProof/>
+                <w:webHidden/>
+              </w:rPr>
+              <w:fldChar w:fldCharType="end"/>
+            </w:r>
+          </w:hyperlink>
+        </w:p>
+        <w:p>
+          <w:pPr>
+            <w:pStyle w:val="Inhopg2"/>
+            <w:tabs>
+              <w:tab w:val="right" w:leader="dot" w:pos="9062"/>
+            </w:tabs>
+            <w:rPr>
+              <w:noProof/>
+            </w:rPr>
+          </w:pPr>
+          <w:hyperlink w:anchor="_Toc220408250" w:history="1">
+            <w:r>
+              <w:rPr>
+                <w:rStyle w:val="Hyperlink"/>
+                <w:noProof/>
+              </w:rPr>
+              <w:t>Changelog:</w:t>
+            </w:r>
+            <w:r>
+              <w:rPr>
+                <w:noProof/>
+                <w:webHidden/>
+              </w:rPr>
+              <w:tab/>
+            </w:r>
+            <w:r>
+              <w:rPr>
+                <w:noProof/>
+                <w:webHidden/>
+              </w:rPr>
+              <w:fldChar w:fldCharType="begin"/>
+            </w:r>
+            <w:r>
+              <w:rPr>
+                <w:noProof/>
+                <w:webHidden/>
+              </w:rPr>
+              <w:instrText xml:space="preserve"> PAGEREF _Toc220408250 \h </w:instrText>
+            </w:r>
+            <w:r>
+              <w:rPr>
+                <w:noProof/>
+                <w:webHidden/>
+              </w:rPr>
+            </w:r>
+            <w:r>
+              <w:rPr>
+                <w:noProof/>
+                <w:webHidden/>
+              </w:rPr>
+              <w:fldChar w:fldCharType="separate"/>
+            </w:r>
+            <w:r>
+              <w:rPr>
+                <w:noProof/>
+                <w:webHidden/>
+              </w:rPr>
+              <w:t>3</w:t>
+            </w:r>
+            <w:r>
+              <w:rPr>
+                <w:noProof/>
+                <w:webHidden/>
+              </w:rPr>
+              <w:fldChar w:fldCharType="end"/>
+            </w:r>
+          </w:hyperlink>
+        </w:p>
+        <w:p>
+          <w:pPr>
+            <w:pStyle w:val="Inhopg2"/>
+            <w:tabs>
+              <w:tab w:val="right" w:leader="dot" w:pos="9062"/>
+            </w:tabs>
+            <w:rPr>
+              <w:noProof/>
+            </w:rPr>
+          </w:pPr>
+          <w:hyperlink w:anchor="_Toc220408251" w:history="1">
+            <w:r>
+              <w:rPr>
+                <w:rStyle w:val="Hyperlink"/>
+                <w:noProof/>
+              </w:rPr>
+              <w:t>Bronnenlijst:</w:t>
+            </w:r>
+            <w:r>
+              <w:rPr>
+                <w:noProof/>
+                <w:webHidden/>
+              </w:rPr>
+              <w:tab/>
+            </w:r>
+            <w:r>
+              <w:rPr>
+                <w:noProof/>
+                <w:webHidden/>
+              </w:rPr>
+              <w:fldChar w:fldCharType="begin"/>
+            </w:r>
+            <w:r>
+              <w:rPr>
+                <w:noProof/>
+                <w:webHidden/>
+              </w:rPr>
+              <w:instrText xml:space="preserve"> PAGEREF _Toc220408251 \h </w:instrText>
+            </w:r>
+            <w:r>
+              <w:rPr>
+                <w:noProof/>
+                <w:webHidden/>
+              </w:rPr>
+            </w:r>
+            <w:r>
+              <w:rPr>
+                <w:noProof/>
+                <w:webHidden/>
+              </w:rPr>
+              <w:fldChar w:fldCharType="separate"/>
+            </w:r>
+            <w:r>
+              <w:rPr>
+                <w:noProof/>
+                <w:webHidden/>
+              </w:rPr>
+              <w:t>3</w:t>
+            </w:r>
+            <w:r>
+              <w:rPr>
+                <w:noProof/>
+                <w:webHidden/>
+              </w:rPr>
+              <w:fldChar w:fldCharType="end"/>
+            </w:r>
+          </w:hyperlink>
+        </w:p>
+        <w:p>
+          <w:r>
+            <w:rPr>
+              <w:b/>
+              <w:bCs/>
+            </w:rPr>
+            <w:fldChar w:fldCharType="end"/>
+          </w:r>
+        </w:p>
+      </w:sdtContent>
+    </w:sdt>
     <w:p>
       <w:pPr>
-        <w:rPr>
-          <w:lang w:val="en-US"/>
-        </w:rPr>
+        <w:pStyle w:val="Kop2"/>
       </w:pPr>
+      <w:bookmarkStart w:id="0" w:name="_Toc220408245"/>
+      <w:r>
+        <w:t>Samenvatting:</w:t>
+      </w:r>
+      <w:bookmarkEnd w:id="0"/>
     </w:p>
     <w:p>
       <w:pPr>
         <w:rPr>
-          <w:lang w:val="en-US"/>
+          <w:sz w:val="22"/>
+          <w:szCs w:val="22"/>
         </w:rPr>
       </w:pPr>
+      <w:r>
+        <w:rPr>
+          <w:sz w:val="22"/>
+          <w:szCs w:val="22"/>
+        </w:rPr>
+        <w:t>In dit</w:t>
+      </w:r>
+      <w:r>
+        <w:rPr>
+          <w:sz w:val="22"/>
+          <w:szCs w:val="22"/>
+        </w:rPr>
+        <w:t xml:space="preserve"> verslag </w:t>
+      </w:r>
     </w:p>
     <w:p>
       <w:pPr>
         <w:rPr>
-          <w:lang w:val="en-US"/>
+          <w:sz w:val="22"/>
+          <w:szCs w:val="22"/>
         </w:rPr>
       </w:pPr>
-    </w:p>
-    <w:p>
-      <w:pPr>
-        <w:rPr>
-          <w:lang w:val="en-US"/>
-        </w:rPr>
-      </w:pPr>
-    </w:p>
-    <w:p>
-      <w:pPr>
-        <w:rPr>
-          <w:lang w:val="en-US"/>
-        </w:rPr>
-      </w:pPr>
-    </w:p>
-    <w:p>
-      <w:pPr>
-        <w:rPr>
-          <w:lang w:val="en-US"/>
-        </w:rPr>
-      </w:pPr>
-    </w:p>
-    <w:p>
-      <w:pPr>
-        <w:rPr>
-          <w:lang w:val="en-US"/>
-        </w:rPr>
-      </w:pPr>
-    </w:p>
-    <w:p>
-      <w:pPr>
-        <w:rPr>
-          <w:lang w:val="en-US"/>
-        </w:rPr>
-      </w:pPr>
-    </w:p>
-    <w:p>
-      <w:pPr>
-        <w:rPr>
-          <w:lang w:val="en-US"/>
-        </w:rPr>
-      </w:pPr>
-    </w:p>
-    <w:p>
-      <w:pPr>
-        <w:rPr>
-          <w:lang w:val="en-US"/>
-        </w:rPr>
-      </w:pPr>
-    </w:p>
-    <w:p>
-      <w:pPr>
-        <w:rPr>
-          <w:lang w:val="en-US"/>
-        </w:rPr>
-      </w:pPr>
-    </w:p>
-    <w:p>
-      <w:pPr>
-        <w:rPr>
-          <w:lang w:val="en-US"/>
-        </w:rPr>
-      </w:pPr>
-    </w:p>
-    <w:p>
-      <w:pPr>
-        <w:rPr>
-          <w:lang w:val="en-US"/>
-        </w:rPr>
-      </w:pPr>
-    </w:p>
-    <w:p>
-      <w:pPr>
-        <w:rPr>
-          <w:lang w:val="en-US"/>
-        </w:rPr>
-      </w:pPr>
-    </w:p>
-    <w:p>
-      <w:pPr>
-        <w:rPr>
-          <w:lang w:val="en-US"/>
-        </w:rPr>
-      </w:pPr>
-    </w:p>
-    <w:p>
-      <w:pPr>
-        <w:rPr>
-          <w:lang w:val="en-US"/>
-        </w:rPr>
-      </w:pPr>
-    </w:p>
-    <w:p>
-      <w:pPr>
-        <w:rPr>
-          <w:lang w:val="en-US"/>
-        </w:rPr>
-      </w:pPr>
-    </w:p>
-    <w:p>
-      <w:pPr>
-        <w:rPr>
-          <w:lang w:val="en-US"/>
-        </w:rPr>
-      </w:pPr>
-    </w:p>
-    <w:p>
-      <w:pPr>
-        <w:rPr>
-          <w:lang w:val="en-US"/>
-        </w:rPr>
-      </w:pPr>
-    </w:p>
-    <w:p>
-      <w:pPr>
-        <w:rPr>
-          <w:lang w:val="en-US"/>
-        </w:rPr>
-      </w:pPr>
-    </w:p>
-    <w:p>
-      <w:pPr>
-        <w:rPr>
-          <w:lang w:val="en-US"/>
-        </w:rPr>
-      </w:pPr>
-    </w:p>
-    <w:p>
-      <w:pPr>
-        <w:rPr>
-          <w:lang w:val="en-US"/>
-        </w:rPr>
-      </w:pPr>
-    </w:p>
-    <w:p>
-      <w:pPr>
-        <w:rPr>
-          <w:lang w:val="en-US"/>
-        </w:rPr>
-      </w:pPr>
-    </w:p>
-    <w:p>
-      <w:pPr>
-        <w:rPr>
-          <w:lang w:val="en-US"/>
-        </w:rPr>
-      </w:pPr>
-      <w:r>
-        <w:rPr>
-          <w:lang w:val="en-US"/>
-        </w:rPr>
-        <w:t xml:space="preserve">Dennis </w:t>
-      </w:r>
-      <w:proofErr w:type="spellStart"/>
-      <w:r>
-        <w:rPr>
-          <w:lang w:val="en-US"/>
-        </w:rPr>
-        <w:t>Zejnilovic</w:t>
-      </w:r>
-      <w:proofErr w:type="spellEnd"/>
-      <w:r>
-        <w:rPr>
-          <w:lang w:val="en-US"/>
-        </w:rPr>
-        <w:tab/>
-        <w:t>1098617</w:t>
-      </w:r>
-    </w:p>
-    <w:p>
-      <w:pPr>
-        <w:rPr>
-          <w:lang w:val="en-US"/>
-        </w:rPr>
-      </w:pPr>
-      <w:r>
-        <w:rPr>
-          <w:lang w:val="en-US"/>
-        </w:rPr>
-        <w:t>Tom Heijmans</w:t>
-      </w:r>
-      <w:r>
-        <w:rPr>
-          <w:lang w:val="en-US"/>
-        </w:rPr>
-        <w:tab/>
-        <w:t>1079471</w:t>
-      </w:r>
-    </w:p>
-    <w:p>
-      <w:pPr>
-        <w:rPr>
-          <w:lang w:val="en-US"/>
-        </w:rPr>
-      </w:pPr>
-      <w:r>
-        <w:rPr>
-          <w:lang w:val="en-US"/>
-        </w:rPr>
-        <w:t xml:space="preserve">Ali </w:t>
-      </w:r>
-      <w:proofErr w:type="spellStart"/>
-      <w:r>
-        <w:rPr>
-          <w:lang w:val="en-US"/>
-        </w:rPr>
-        <w:t>Haimed</w:t>
-      </w:r>
-      <w:proofErr w:type="spellEnd"/>
-      <w:r>
-        <w:rPr>
-          <w:lang w:val="en-US"/>
-        </w:rPr>
-        <w:tab/>
-      </w:r>
-      <w:r>
-        <w:rPr>
-          <w:lang w:val="en-US"/>
-        </w:rPr>
-        <w:tab/>
-        <w:t>1103776</w:t>
-      </w:r>
-    </w:p>
-    <w:p>
-      <w:r>
-        <w:t>Fabio Wolthui</w:t>
-      </w:r>
-      <w:r>
-        <w:t>s</w:t>
-      </w:r>
-      <w:r>
-        <w:tab/>
-      </w:r>
-      <w:r>
-        <w:t>1093379</w:t>
-      </w:r>
     </w:p>
     <w:p>
       <w:pPr>
         <w:pStyle w:val="Kop2"/>
       </w:pPr>
-      <w:r>
-        <w:lastRenderedPageBreak/>
+      <w:bookmarkStart w:id="1" w:name="_Toc220408246"/>
+      <w:r>
         <w:t>Inleiding:</w:t>
       </w:r>
+      <w:bookmarkEnd w:id="1"/>
     </w:p>
     <w:p>
       <w:pPr>
@@ -328,13 +727,48 @@
         </w:rPr>
         <w:t xml:space="preserve">is </w:t>
       </w:r>
+      <w:r>
+        <w:rPr>
+          <w:sz w:val="22"/>
+          <w:szCs w:val="22"/>
+        </w:rPr>
+        <w:t>optimalisatie</w:t>
+      </w:r>
+      <w:r>
+        <w:rPr>
+          <w:sz w:val="22"/>
+          <w:szCs w:val="22"/>
+        </w:rPr>
+        <w:t xml:space="preserve"> voor </w:t>
+      </w:r>
+      <w:r>
+        <w:rPr>
+          <w:sz w:val="22"/>
+          <w:szCs w:val="22"/>
+        </w:rPr>
+        <w:t xml:space="preserve">ons project heel erg belangrijk. Dit is omdat als </w:t>
+      </w:r>
+      <w:r>
+        <w:rPr>
+          <w:sz w:val="22"/>
+          <w:szCs w:val="22"/>
+        </w:rPr>
+        <w:t xml:space="preserve">het </w:t>
+      </w:r>
+      <w:r>
+        <w:rPr>
+          <w:sz w:val="22"/>
+          <w:szCs w:val="22"/>
+        </w:rPr>
+        <w:t xml:space="preserve">op een lagere FPS runt met een hogere </w:t>
+      </w:r>
       <w:proofErr w:type="spellStart"/>
       <w:r>
         <w:rPr>
           <w:sz w:val="22"/>
           <w:szCs w:val="22"/>
         </w:rPr>
-        <w:t>optimalizatie</w:t>
+        <w:t>Latency</w:t>
       </w:r>
       <w:proofErr w:type="spellEnd"/>
       <w:r>
@@ -342,28 +776,14 @@
           <w:sz w:val="22"/>
           <w:szCs w:val="22"/>
         </w:rPr>
-        <w:t xml:space="preserve"> voor </w:t>
-      </w:r>
-      <w:r>
-        <w:rPr>
-          <w:sz w:val="22"/>
-          <w:szCs w:val="22"/>
-        </w:rPr>
-        <w:t xml:space="preserve">ons project heel erg belangrijk. Dit is omdat als </w:t>
-      </w:r>
-      <w:r>
-        <w:rPr>
-          <w:sz w:val="22"/>
-          <w:szCs w:val="22"/>
-        </w:rPr>
-        <w:t xml:space="preserve">het </w:t>
-      </w:r>
-      <w:r>
-        <w:rPr>
-          <w:sz w:val="22"/>
-          <w:szCs w:val="22"/>
-        </w:rPr>
-        <w:t xml:space="preserve">op een lagere FPS runt met een hogere </w:t>
+        <w:t>, gaat</w:t>
+      </w:r>
+      <w:r>
+        <w:rPr>
+          <w:sz w:val="22"/>
+          <w:szCs w:val="22"/>
+        </w:rPr>
+        <w:t xml:space="preserve"> de </w:t>
       </w:r>
       <w:proofErr w:type="spellStart"/>
       <w:r>
@@ -371,7 +791,14 @@
           <w:sz w:val="22"/>
           <w:szCs w:val="22"/>
         </w:rPr>
-        <w:t>Latency</w:t>
+        <w:t>a</w:t>
+      </w:r>
+      <w:r>
+        <w:rPr>
+          <w:sz w:val="22"/>
+          <w:szCs w:val="22"/>
+        </w:rPr>
+        <w:t>ccuratie</w:t>
       </w:r>
       <w:proofErr w:type="spellEnd"/>
       <w:r>
@@ -379,16 +806,15 @@
           <w:sz w:val="22"/>
           <w:szCs w:val="22"/>
         </w:rPr>
-        <w:t>, gaat</w:t>
-      </w:r>
-      <w:r>
-        <w:rPr>
-          <w:sz w:val="22"/>
-          <w:szCs w:val="22"/>
-        </w:rPr>
-        <w:t xml:space="preserve"> de </w:t>
-      </w:r>
-      <w:proofErr w:type="spellStart"/>
+        <w:t xml:space="preserve"> </w:t>
+      </w:r>
+      <w:r>
+        <w:rPr>
+          <w:sz w:val="22"/>
+          <w:szCs w:val="22"/>
+        </w:rPr>
+        <w:t xml:space="preserve">van de </w:t>
+      </w:r>
       <w:r>
         <w:rPr>
           <w:sz w:val="22"/>
@@ -401,35 +827,6 @@
           <w:sz w:val="22"/>
           <w:szCs w:val="22"/>
         </w:rPr>
-        <w:t>ccuratie</w:t>
-      </w:r>
-      <w:proofErr w:type="spellEnd"/>
-      <w:r>
-        <w:rPr>
-          <w:sz w:val="22"/>
-          <w:szCs w:val="22"/>
-        </w:rPr>
-        <w:t xml:space="preserve"> </w:t>
-      </w:r>
-      <w:r>
-        <w:rPr>
-          <w:sz w:val="22"/>
-          <w:szCs w:val="22"/>
-        </w:rPr>
-        <w:t xml:space="preserve">van de </w:t>
-      </w:r>
-      <w:r>
-        <w:rPr>
-          <w:sz w:val="22"/>
-          <w:szCs w:val="22"/>
-        </w:rPr>
-        <w:t>a</w:t>
-      </w:r>
-      <w:r>
-        <w:rPr>
-          <w:sz w:val="22"/>
-          <w:szCs w:val="22"/>
-        </w:rPr>
         <w:t xml:space="preserve">fstand bepaling en de </w:t>
       </w:r>
       <w:r>
@@ -481,15 +878,13 @@
         </w:rPr>
         <w:t xml:space="preserve">te onderzoeken (en te testen) voor de </w:t>
       </w:r>
-      <w:proofErr w:type="spellStart"/>
-      <w:r>
-        <w:rPr>
-          <w:sz w:val="22"/>
-          <w:szCs w:val="22"/>
-        </w:rPr>
-        <w:t>optimalizatie</w:t>
-      </w:r>
-      <w:proofErr w:type="spellEnd"/>
+      <w:r>
+        <w:rPr>
+          <w:sz w:val="22"/>
+          <w:szCs w:val="22"/>
+        </w:rPr>
+        <w:t>optimalisatie</w:t>
+      </w:r>
       <w:r>
         <w:rPr>
           <w:sz w:val="22"/>
@@ -516,14 +911,12 @@
     <w:p>
       <w:pPr>
         <w:pStyle w:val="Kop2"/>
-        <w:rPr>
-          <w:sz w:val="24"/>
-          <w:szCs w:val="24"/>
-        </w:rPr>
       </w:pPr>
-      <w:r>
-        <w:t>Middenstuk:</w:t>
-      </w:r>
+      <w:bookmarkStart w:id="2" w:name="_Toc220408247"/>
+      <w:r>
+        <w:t>Methode:</w:t>
+      </w:r>
+      <w:bookmarkEnd w:id="2"/>
     </w:p>
     <w:p>
       <w:pPr>
@@ -534,175 +927,46 @@
       </w:pPr>
       <w:r>
         <w:rPr>
-          <w:b/>
-          <w:bCs/>
-          <w:sz w:val="22"/>
-          <w:szCs w:val="22"/>
-        </w:rPr>
-        <w:t>Vraagstelling</w:t>
-      </w:r>
-      <w:r>
-        <w:rPr>
-          <w:b/>
-          <w:bCs/>
-          <w:sz w:val="22"/>
-          <w:szCs w:val="22"/>
-        </w:rPr>
-        <w:t>:</w:t>
-      </w:r>
-      <w:r>
-        <w:rPr>
-          <w:b/>
-          <w:bCs/>
-          <w:sz w:val="22"/>
-          <w:szCs w:val="22"/>
-        </w:rPr>
-        <w:t xml:space="preserve"> </w:t>
-      </w:r>
-      <w:r>
-        <w:rPr>
-          <w:sz w:val="22"/>
-          <w:szCs w:val="22"/>
-        </w:rPr>
-        <w:t>Werkt het YOLO model sneller</w:t>
-      </w:r>
-      <w:r>
-        <w:rPr>
-          <w:sz w:val="22"/>
-          <w:szCs w:val="22"/>
-        </w:rPr>
-        <w:t xml:space="preserve"> als je een ander soort bestandstype gebruikt?</w:t>
+          <w:sz w:val="22"/>
+          <w:szCs w:val="22"/>
+        </w:rPr>
+        <w:t xml:space="preserve">In dit verslag is de onderzoeksmethode </w:t>
+      </w:r>
+      <w:r>
+        <w:rPr>
+          <w:sz w:val="22"/>
+          <w:szCs w:val="22"/>
+        </w:rPr>
+        <w:t>experimenteel.</w:t>
       </w:r>
     </w:p>
     <w:p>
       <w:pPr>
         <w:rPr>
-          <w:sz w:val="22"/>
-          <w:szCs w:val="22"/>
+          <w:rFonts w:asciiTheme="majorHAnsi" w:eastAsiaTheme="majorEastAsia" w:hAnsiTheme="majorHAnsi" w:cstheme="majorBidi"/>
+          <w:color w:val="0F4761" w:themeColor="accent1" w:themeShade="BF"/>
+          <w:sz w:val="32"/>
+          <w:szCs w:val="32"/>
         </w:rPr>
       </w:pPr>
       <w:r>
-        <w:rPr>
-          <w:b/>
-          <w:bCs/>
-          <w:sz w:val="22"/>
-          <w:szCs w:val="22"/>
-        </w:rPr>
-        <w:t>Variabel</w:t>
-      </w:r>
-      <w:r>
-        <w:rPr>
-          <w:b/>
-          <w:bCs/>
-          <w:sz w:val="22"/>
-          <w:szCs w:val="22"/>
-        </w:rPr>
-        <w:t xml:space="preserve">: </w:t>
-      </w:r>
-      <w:r>
-        <w:rPr>
-          <w:sz w:val="22"/>
-          <w:szCs w:val="22"/>
-        </w:rPr>
-        <w:t>Bestandstype (.</w:t>
-      </w:r>
-      <w:proofErr w:type="spellStart"/>
-      <w:r>
-        <w:rPr>
-          <w:sz w:val="22"/>
-          <w:szCs w:val="22"/>
-        </w:rPr>
-        <w:t>p</w:t>
-      </w:r>
-      <w:r>
-        <w:rPr>
-          <w:sz w:val="22"/>
-          <w:szCs w:val="22"/>
-        </w:rPr>
-        <w:t>t</w:t>
-      </w:r>
-      <w:proofErr w:type="spellEnd"/>
-      <w:r>
-        <w:rPr>
-          <w:sz w:val="22"/>
-          <w:szCs w:val="22"/>
-        </w:rPr>
-        <w:t>, .</w:t>
-      </w:r>
-      <w:proofErr w:type="spellStart"/>
-      <w:r>
-        <w:rPr>
-          <w:sz w:val="22"/>
-          <w:szCs w:val="22"/>
-        </w:rPr>
-        <w:t>ncnn</w:t>
-      </w:r>
-      <w:proofErr w:type="spellEnd"/>
-      <w:r>
-        <w:rPr>
-          <w:sz w:val="22"/>
-          <w:szCs w:val="22"/>
-        </w:rPr>
-        <w:t>, .</w:t>
-      </w:r>
-      <w:proofErr w:type="spellStart"/>
-      <w:r>
-        <w:rPr>
-          <w:sz w:val="22"/>
-          <w:szCs w:val="22"/>
-        </w:rPr>
-        <w:t>onnx</w:t>
-      </w:r>
-      <w:proofErr w:type="spellEnd"/>
-      <w:r>
-        <w:rPr>
-          <w:sz w:val="22"/>
-          <w:szCs w:val="22"/>
-        </w:rPr>
-        <w:t>)</w:t>
+        <w:br w:type="page"/>
       </w:r>
     </w:p>
     <w:p>
       <w:pPr>
-        <w:rPr>
-          <w:sz w:val="22"/>
-          <w:szCs w:val="22"/>
+        <w:pStyle w:val="Kop2"/>
+        <w:rPr>
+          <w:sz w:val="24"/>
+          <w:szCs w:val="24"/>
         </w:rPr>
       </w:pPr>
-      <w:r>
-        <w:rPr>
-          <w:b/>
-          <w:bCs/>
-          <w:sz w:val="22"/>
-          <w:szCs w:val="22"/>
-        </w:rPr>
-        <w:t xml:space="preserve">Testopstelling: </w:t>
-      </w:r>
-      <w:r>
-        <w:rPr>
-          <w:sz w:val="22"/>
-          <w:szCs w:val="22"/>
-        </w:rPr>
-        <w:t xml:space="preserve">De test opstelling ziet er uit zoals </w:t>
-      </w:r>
-      <w:r>
-        <w:rPr>
-          <w:i/>
-          <w:iCs/>
-          <w:sz w:val="22"/>
-          <w:szCs w:val="22"/>
-        </w:rPr>
-        <w:t>Bijlage 1</w:t>
-      </w:r>
-      <w:r>
-        <w:rPr>
-          <w:i/>
-          <w:iCs/>
-          <w:sz w:val="22"/>
-          <w:szCs w:val="22"/>
-        </w:rPr>
-        <w:t xml:space="preserve">. </w:t>
-      </w:r>
+      <w:bookmarkStart w:id="3" w:name="_Toc220408248"/>
+      <w:r>
+        <w:lastRenderedPageBreak/>
+        <w:t>Middenstuk:</w:t>
+      </w:r>
+      <w:bookmarkEnd w:id="3"/>
     </w:p>
     <w:p>
       <w:pPr>
@@ -718,21 +982,39 @@
           <w:sz w:val="22"/>
           <w:szCs w:val="22"/>
         </w:rPr>
-        <w:t xml:space="preserve">Te Verrichten Handelingen: </w:t>
-      </w:r>
-      <w:r>
-        <w:rPr>
-          <w:sz w:val="22"/>
-          <w:szCs w:val="22"/>
-        </w:rPr>
-        <w:t>Observeren</w:t>
-      </w:r>
-      <w:r>
-        <w:rPr>
-          <w:sz w:val="22"/>
-          <w:szCs w:val="22"/>
-        </w:rPr>
-        <w:t xml:space="preserve"> naar scherm</w:t>
+        <w:t>Vraagstelling</w:t>
+      </w:r>
+      <w:r>
+        <w:rPr>
+          <w:b/>
+          <w:bCs/>
+          <w:sz w:val="22"/>
+          <w:szCs w:val="22"/>
+        </w:rPr>
+        <w:t>:</w:t>
+      </w:r>
+      <w:r>
+        <w:rPr>
+          <w:b/>
+          <w:bCs/>
+          <w:sz w:val="22"/>
+          <w:szCs w:val="22"/>
+        </w:rPr>
+        <w:t xml:space="preserve"> </w:t>
+      </w:r>
+      <w:r>
+        <w:rPr>
+          <w:sz w:val="22"/>
+          <w:szCs w:val="22"/>
+        </w:rPr>
+        <w:t>Werkt het YOLO model sneller</w:t>
+      </w:r>
+      <w:r>
+        <w:rPr>
+          <w:sz w:val="22"/>
+          <w:szCs w:val="22"/>
+        </w:rPr>
+        <w:t xml:space="preserve"> als je een ander soort bestandstype gebruikt?</w:t>
       </w:r>
     </w:p>
     <w:p>
@@ -745,6 +1027,183 @@
       <w:r>
         <w:rPr>
           <w:b/>
+          <w:bCs/>
+          <w:sz w:val="22"/>
+          <w:szCs w:val="22"/>
+        </w:rPr>
+        <w:t>Variabel</w:t>
+      </w:r>
+      <w:r>
+        <w:rPr>
+          <w:b/>
+          <w:bCs/>
+          <w:sz w:val="22"/>
+          <w:szCs w:val="22"/>
+        </w:rPr>
+        <w:t xml:space="preserve">: </w:t>
+      </w:r>
+      <w:r>
+        <w:rPr>
+          <w:sz w:val="22"/>
+          <w:szCs w:val="22"/>
+        </w:rPr>
+        <w:t>Bestandstype (.</w:t>
+      </w:r>
+      <w:proofErr w:type="spellStart"/>
+      <w:r>
+        <w:rPr>
+          <w:sz w:val="22"/>
+          <w:szCs w:val="22"/>
+        </w:rPr>
+        <w:t>p</w:t>
+      </w:r>
+      <w:r>
+        <w:rPr>
+          <w:sz w:val="22"/>
+          <w:szCs w:val="22"/>
+        </w:rPr>
+        <w:t>t</w:t>
+      </w:r>
+      <w:proofErr w:type="spellEnd"/>
+      <w:r>
+        <w:rPr>
+          <w:sz w:val="22"/>
+          <w:szCs w:val="22"/>
+        </w:rPr>
+        <w:t>, .</w:t>
+      </w:r>
+      <w:proofErr w:type="spellStart"/>
+      <w:r>
+        <w:rPr>
+          <w:sz w:val="22"/>
+          <w:szCs w:val="22"/>
+        </w:rPr>
+        <w:t>ncnn</w:t>
+      </w:r>
+      <w:proofErr w:type="spellEnd"/>
+      <w:r>
+        <w:rPr>
+          <w:sz w:val="22"/>
+          <w:szCs w:val="22"/>
+        </w:rPr>
+        <w:t>, .</w:t>
+      </w:r>
+      <w:proofErr w:type="spellStart"/>
+      <w:r>
+        <w:rPr>
+          <w:sz w:val="22"/>
+          <w:szCs w:val="22"/>
+        </w:rPr>
+        <w:t>onnx</w:t>
+      </w:r>
+      <w:proofErr w:type="spellEnd"/>
+      <w:r>
+        <w:rPr>
+          <w:sz w:val="22"/>
+          <w:szCs w:val="22"/>
+        </w:rPr>
+        <w:t>, .</w:t>
+      </w:r>
+      <w:proofErr w:type="spellStart"/>
+      <w:r>
+        <w:rPr>
+          <w:sz w:val="22"/>
+          <w:szCs w:val="22"/>
+        </w:rPr>
+        <w:t>openvino</w:t>
+      </w:r>
+      <w:proofErr w:type="spellEnd"/>
+      <w:r>
+        <w:rPr>
+          <w:sz w:val="22"/>
+          <w:szCs w:val="22"/>
+        </w:rPr>
+        <w:t>)</w:t>
+      </w:r>
+    </w:p>
+    <w:p>
+      <w:pPr>
+        <w:rPr>
+          <w:sz w:val="22"/>
+          <w:szCs w:val="22"/>
+        </w:rPr>
+      </w:pPr>
+      <w:r>
+        <w:rPr>
+          <w:b/>
+          <w:bCs/>
+          <w:sz w:val="22"/>
+          <w:szCs w:val="22"/>
+        </w:rPr>
+        <w:t xml:space="preserve">Testopstelling: </w:t>
+      </w:r>
+      <w:r>
+        <w:rPr>
+          <w:sz w:val="22"/>
+          <w:szCs w:val="22"/>
+        </w:rPr>
+        <w:t xml:space="preserve">De test opstelling ziet er uit zoals </w:t>
+      </w:r>
+      <w:r>
+        <w:rPr>
+          <w:i/>
+          <w:iCs/>
+          <w:sz w:val="22"/>
+          <w:szCs w:val="22"/>
+        </w:rPr>
+        <w:t>Bijlage 1</w:t>
+      </w:r>
+      <w:r>
+        <w:rPr>
+          <w:i/>
+          <w:iCs/>
+          <w:sz w:val="22"/>
+          <w:szCs w:val="22"/>
+        </w:rPr>
+        <w:t xml:space="preserve">. </w:t>
+      </w:r>
+    </w:p>
+    <w:p>
+      <w:pPr>
+        <w:rPr>
+          <w:sz w:val="22"/>
+          <w:szCs w:val="22"/>
+        </w:rPr>
+      </w:pPr>
+      <w:r>
+        <w:rPr>
+          <w:b/>
+          <w:bCs/>
+          <w:sz w:val="22"/>
+          <w:szCs w:val="22"/>
+        </w:rPr>
+        <w:t xml:space="preserve">Te Verrichten Handelingen: </w:t>
+      </w:r>
+      <w:r>
+        <w:rPr>
+          <w:sz w:val="22"/>
+          <w:szCs w:val="22"/>
+        </w:rPr>
+        <w:t>Observeren</w:t>
+      </w:r>
+      <w:r>
+        <w:rPr>
+          <w:sz w:val="22"/>
+          <w:szCs w:val="22"/>
+        </w:rPr>
+        <w:t xml:space="preserve"> naar scherm</w:t>
+      </w:r>
+    </w:p>
+    <w:p>
+      <w:pPr>
+        <w:rPr>
+          <w:sz w:val="22"/>
+          <w:szCs w:val="22"/>
+        </w:rPr>
+      </w:pPr>
+      <w:r>
+        <w:rPr>
+          <w:b/>
           <w:sz w:val="22"/>
           <w:szCs w:val="22"/>
         </w:rPr>
@@ -764,23 +1223,21 @@
           <w:sz w:val="22"/>
           <w:szCs w:val="22"/>
         </w:rPr>
-        <w:t xml:space="preserve"> &amp; FPS, met en zonder </w:t>
-      </w:r>
-      <w:proofErr w:type="spellStart"/>
-      <w:r>
-        <w:rPr>
-          <w:sz w:val="22"/>
-          <w:szCs w:val="22"/>
-        </w:rPr>
-        <w:t>gedecteerd</w:t>
-      </w:r>
-      <w:proofErr w:type="spellEnd"/>
-      <w:r>
-        <w:rPr>
-          <w:sz w:val="22"/>
-          <w:szCs w:val="22"/>
-        </w:rPr>
-        <w:t xml:space="preserve"> object.</w:t>
+        <w:t xml:space="preserve"> &amp; FPS, met en zonder gede</w:t>
+      </w:r>
+      <w:r>
+        <w:rPr>
+          <w:sz w:val="22"/>
+          <w:szCs w:val="22"/>
+        </w:rPr>
+        <w:t>te</w:t>
+      </w:r>
+      <w:r>
+        <w:rPr>
+          <w:sz w:val="22"/>
+          <w:szCs w:val="22"/>
+        </w:rPr>
+        <w:t>cteerd object.</w:t>
       </w:r>
       <w:r>
         <w:rPr>
@@ -1167,15 +1624,13 @@
         </w:rPr>
         <w:t xml:space="preserve">Analyse: </w:t>
       </w:r>
-      <w:proofErr w:type="spellStart"/>
-      <w:r>
-        <w:rPr>
-          <w:sz w:val="22"/>
-          <w:szCs w:val="22"/>
-        </w:rPr>
-        <w:t>verglijking</w:t>
-      </w:r>
-      <w:proofErr w:type="spellEnd"/>
+      <w:r>
+        <w:rPr>
+          <w:sz w:val="22"/>
+          <w:szCs w:val="22"/>
+        </w:rPr>
+        <w:t>vergelijking</w:t>
+      </w:r>
     </w:p>
     <w:p>
       <w:pPr>
@@ -1206,7 +1661,7 @@
         </w:rPr>
         <w:t xml:space="preserve"> (YOLO (</w:t>
       </w:r>
-      <w:hyperlink r:id="rId4" w:history="1">
+      <w:hyperlink r:id="rId5" w:history="1">
         <w:r>
           <w:rPr>
             <w:rStyle w:val="Hyperlink"/>
@@ -1228,14 +1683,7 @@
           <w:sz w:val="22"/>
           <w:szCs w:val="22"/>
         </w:rPr>
-        <w:t xml:space="preserve">) </w:t>
-      </w:r>
-      <w:r>
-        <w:rPr>
-          <w:sz w:val="22"/>
-          <w:szCs w:val="22"/>
-        </w:rPr>
-        <w:t>Experimenteel Onderzoek?? (.</w:t>
+        <w:t>) Experimenteel Onderzoek?? (.</w:t>
       </w:r>
       <w:proofErr w:type="spellStart"/>
       <w:r>
@@ -1290,9 +1738,11 @@
       <w:pPr>
         <w:pStyle w:val="Kop2"/>
       </w:pPr>
+      <w:bookmarkStart w:id="4" w:name="_Toc220408249"/>
       <w:r>
         <w:t>Conclusie:</w:t>
       </w:r>
+      <w:bookmarkEnd w:id="4"/>
     </w:p>
     <w:p/>
     <w:p/>
@@ -1300,9 +1750,11 @@
       <w:pPr>
         <w:pStyle w:val="Kop2"/>
       </w:pPr>
+      <w:bookmarkStart w:id="5" w:name="_Toc220408250"/>
       <w:r>
         <w:t>Changelog:</w:t>
       </w:r>
+      <w:bookmarkEnd w:id="5"/>
     </w:p>
     <w:tbl>
       <w:tblPr>
@@ -1312,8 +1764,8 @@
       </w:tblPr>
       <w:tblGrid>
         <w:gridCol w:w="846"/>
-        <w:gridCol w:w="7087"/>
-        <w:gridCol w:w="1129"/>
+        <w:gridCol w:w="6946"/>
+        <w:gridCol w:w="1270"/>
       </w:tblGrid>
       <w:tr>
         <w:tc>
@@ -1339,7 +1791,7 @@
         </w:tc>
         <w:tc>
           <w:tcPr>
-            <w:tcW w:w="7087" w:type="dxa"/>
+            <w:tcW w:w="6946" w:type="dxa"/>
           </w:tcPr>
           <w:p>
             <w:pPr>
@@ -1360,7 +1812,7 @@
         </w:tc>
         <w:tc>
           <w:tcPr>
-            <w:tcW w:w="1129" w:type="dxa"/>
+            <w:tcW w:w="1270" w:type="dxa"/>
           </w:tcPr>
           <w:p>
             <w:pPr>
@@ -1404,7 +1856,7 @@
         </w:tc>
         <w:tc>
           <w:tcPr>
-            <w:tcW w:w="7087" w:type="dxa"/>
+            <w:tcW w:w="6946" w:type="dxa"/>
           </w:tcPr>
           <w:p>
             <w:pPr>
@@ -1425,7 +1877,7 @@
         </w:tc>
         <w:tc>
           <w:tcPr>
-            <w:tcW w:w="1129" w:type="dxa"/>
+            <w:tcW w:w="1270" w:type="dxa"/>
           </w:tcPr>
           <w:p>
             <w:pPr>
@@ -1458,11 +1910,18 @@
                 <w:szCs w:val="22"/>
               </w:rPr>
             </w:pPr>
+            <w:r>
+              <w:rPr>
+                <w:sz w:val="22"/>
+                <w:szCs w:val="22"/>
+              </w:rPr>
+              <w:t>1.1</w:t>
+            </w:r>
           </w:p>
         </w:tc>
         <w:tc>
           <w:tcPr>
-            <w:tcW w:w="7087" w:type="dxa"/>
+            <w:tcW w:w="6946" w:type="dxa"/>
           </w:tcPr>
           <w:p>
             <w:pPr>
@@ -1472,11 +1931,18 @@
                 <w:szCs w:val="22"/>
               </w:rPr>
             </w:pPr>
+            <w:r>
+              <w:rPr>
+                <w:sz w:val="22"/>
+                <w:szCs w:val="22"/>
+              </w:rPr>
+              <w:t>Inhoudsopgave, Samenvatting, Methode toegevoegd</w:t>
+            </w:r>
           </w:p>
         </w:tc>
         <w:tc>
           <w:tcPr>
-            <w:tcW w:w="1129" w:type="dxa"/>
+            <w:tcW w:w="1270" w:type="dxa"/>
           </w:tcPr>
           <w:p>
             <w:pPr>
@@ -1486,6 +1952,13 @@
                 <w:szCs w:val="22"/>
               </w:rPr>
             </w:pPr>
+            <w:r>
+              <w:rPr>
+                <w:sz w:val="22"/>
+                <w:szCs w:val="22"/>
+              </w:rPr>
+              <w:t>27-1-2026</w:t>
+            </w:r>
           </w:p>
         </w:tc>
       </w:tr>
@@ -1501,19 +1974,13 @@
     </w:p>
     <w:p>
       <w:pPr>
-        <w:jc w:val="both"/>
-        <w:rPr>
-          <w:sz w:val="22"/>
-          <w:szCs w:val="22"/>
-        </w:rPr>
+        <w:pStyle w:val="Kop2"/>
       </w:pPr>
-      <w:r>
-        <w:rPr>
-          <w:sz w:val="22"/>
-          <w:szCs w:val="22"/>
-        </w:rPr>
-        <w:br w:type="page"/>
-      </w:r>
+      <w:bookmarkStart w:id="6" w:name="_Toc220408251"/>
+      <w:r>
+        <w:t>Bronnenlijst:</w:t>
+      </w:r>
+      <w:bookmarkEnd w:id="6"/>
     </w:p>
     <w:p>
       <w:pPr>
@@ -1527,7 +1994,6 @@
           <w:sz w:val="22"/>
           <w:szCs w:val="22"/>
         </w:rPr>
-        <w:lastRenderedPageBreak/>
         <w:t xml:space="preserve">Bordjes (AI </w:t>
       </w:r>
       <w:proofErr w:type="spellStart"/>
@@ -1546,7 +2012,7 @@
         </w:rPr>
         <w:t xml:space="preserve"> (</w:t>
       </w:r>
-      <w:hyperlink r:id="rId5" w:history="1">
+      <w:hyperlink r:id="rId6" w:history="1">
         <w:r>
           <w:rPr>
             <w:rStyle w:val="Hyperlink"/>
@@ -1561,9 +2027,24 @@
           <w:sz w:val="22"/>
           <w:szCs w:val="22"/>
         </w:rPr>
-        <w:t>) , Google Coral (</w:t>
-      </w:r>
-      <w:hyperlink r:id="rId6" w:history="1">
+        <w:t xml:space="preserve">) , </w:t>
+      </w:r>
+    </w:p>
+    <w:p>
+      <w:pPr>
+        <w:rPr>
+          <w:sz w:val="22"/>
+          <w:szCs w:val="22"/>
+        </w:rPr>
+      </w:pPr>
+      <w:r>
+        <w:rPr>
+          <w:sz w:val="22"/>
+          <w:szCs w:val="22"/>
+        </w:rPr>
+        <w:t>Google Coral (</w:t>
+      </w:r>
+      <w:hyperlink r:id="rId7" w:history="1">
         <w:r>
           <w:rPr>
             <w:rStyle w:val="Hyperlink"/>
@@ -2556,6 +3037,38 @@
       </w:tblBorders>
     </w:tblPr>
   </w:style>
+  <w:style w:type="paragraph" w:styleId="Kopvaninhoudsopgave">
+    <w:name w:val="TOC Heading"/>
+    <w:basedOn w:val="Kop1"/>
+    <w:next w:val="Standaard"/>
+    <w:uiPriority w:val="39"/>
+    <w:unhideWhenUsed/>
+    <w:qFormat/>
+    <w:rsid w:val="00984B5C"/>
+    <w:pPr>
+      <w:spacing w:before="240" w:after="0" w:line="259" w:lineRule="auto"/>
+      <w:outlineLvl w:val="9"/>
+    </w:pPr>
+    <w:rPr>
+      <w:kern w:val="0"/>
+      <w:sz w:val="32"/>
+      <w:szCs w:val="32"/>
+      <w14:ligatures w14:val="none"/>
+    </w:rPr>
+  </w:style>
+  <w:style w:type="paragraph" w:styleId="Inhopg2">
+    <w:name w:val="toc 2"/>
+    <w:basedOn w:val="Standaard"/>
+    <w:next w:val="Standaard"/>
+    <w:autoRedefine/>
+    <w:uiPriority w:val="39"/>
+    <w:unhideWhenUsed/>
+    <w:rsid w:val="00984B5C"/>
+    <w:pPr>
+      <w:spacing w:after="100"/>
+      <w:ind w:left="240"/>
+    </w:pPr>
+  </w:style>
 </w:styles>
 </file>
 
@@ -2872,4 +3385,16 @@
     </a:ext>
   </a:extLst>
 </a:theme>
+</file>
+
+<file path=customXml/item1.xml><?xml version="1.0" encoding="utf-8"?>
+<b:Sources xmlns:b="http://schemas.openxmlformats.org/officeDocument/2006/bibliography" xmlns="http://schemas.openxmlformats.org/officeDocument/2006/bibliography" SelectedStyle="\APASixthEditionOfficeOnline.xsl" StyleName="APA" Version="6"/>
+</file>
+
+<file path=customXml/itemProps1.xml><?xml version="1.0" encoding="utf-8"?>
+<ds:datastoreItem xmlns:ds="http://schemas.openxmlformats.org/officeDocument/2006/customXml" ds:itemID="{8FC4BB5B-CD6D-4AD8-9D62-102782F5FC5E}">
+  <ds:schemaRefs>
+    <ds:schemaRef ds:uri="http://schemas.openxmlformats.org/officeDocument/2006/bibliography"/>
+  </ds:schemaRefs>
+</ds:datastoreItem>
 </file>
--- a/Opleverset_Project_5-6/Verslagen/Optimalisatie Onderzoeksverslag.docx
+++ b/Opleverset_Project_5-6/Verslagen/Optimalisatie Onderzoeksverslag.docx
@@ -42,13 +42,8 @@
     <w:p/>
     <w:p>
       <w:r>
-        <w:t xml:space="preserve">Dennis </w:t>
-      </w:r>
-      <w:proofErr w:type="spellStart"/>
-      <w:r>
-        <w:t>Zejnilovic</w:t>
-      </w:r>
-      <w:proofErr w:type="spellEnd"/>
+        <w:t>Dennis Zejnilovic</w:t>
+      </w:r>
       <w:r>
         <w:tab/>
         <w:t>1098617</w:t>
@@ -65,13 +60,8 @@
     </w:p>
     <w:p>
       <w:r>
-        <w:t xml:space="preserve">Ali </w:t>
-      </w:r>
-      <w:proofErr w:type="spellStart"/>
-      <w:r>
-        <w:t>Haimed</w:t>
-      </w:r>
-      <w:proofErr w:type="spellEnd"/>
+        <w:t>Ali Haimed</w:t>
+      </w:r>
       <w:r>
         <w:tab/>
       </w:r>
@@ -110,6 +100,14 @@
     </w:p>
     <w:sdt>
       <w:sdtPr>
+        <w:rPr>
+          <w:rFonts w:asciiTheme="minorHAnsi" w:eastAsiaTheme="minorEastAsia" w:hAnsiTheme="minorHAnsi" w:cstheme="minorBidi"/>
+          <w:color w:val="auto"/>
+          <w:kern w:val="2"/>
+          <w:sz w:val="24"/>
+          <w:szCs w:val="24"/>
+          <w14:ligatures w14:val="standardContextual"/>
+        </w:rPr>
         <w:id w:val="1358394515"/>
         <w:docPartObj>
           <w:docPartGallery w:val="Table of Contents"/>
@@ -118,14 +116,8 @@
       </w:sdtPr>
       <w:sdtEndPr>
         <w:rPr>
-          <w:rFonts w:asciiTheme="minorHAnsi" w:eastAsiaTheme="minorEastAsia" w:hAnsiTheme="minorHAnsi" w:cstheme="minorBidi"/>
           <w:b/>
           <w:bCs/>
-          <w:color w:val="auto"/>
-          <w:kern w:val="2"/>
-          <w:sz w:val="24"/>
-          <w:szCs w:val="24"/>
-          <w14:ligatures w14:val="standardContextual"/>
         </w:rPr>
       </w:sdtEndPr>
       <w:sdtContent>
@@ -638,6 +630,21 @@
         <w:pStyle w:val="Kop2"/>
       </w:pPr>
       <w:bookmarkStart w:id="0" w:name="_Toc220408245"/>
+    </w:p>
+    <w:p>
+      <w:pPr>
+        <w:pStyle w:val="Kop2"/>
+      </w:pPr>
+    </w:p>
+    <w:p>
+      <w:pPr>
+        <w:pStyle w:val="Kop2"/>
+      </w:pPr>
+    </w:p>
+    <w:p>
+      <w:pPr>
+        <w:pStyle w:val="Kop2"/>
+      </w:pPr>
       <w:r>
         <w:t>Samenvatting:</w:t>
       </w:r>
@@ -664,6 +671,69 @@
         </w:rPr>
         <w:t xml:space="preserve"> verslag </w:t>
       </w:r>
+      <w:r>
+        <w:rPr>
+          <w:sz w:val="22"/>
+          <w:szCs w:val="22"/>
+        </w:rPr>
+        <w:t xml:space="preserve">wordt er gekijken naar welk </w:t>
+      </w:r>
+      <w:r>
+        <w:rPr>
+          <w:sz w:val="22"/>
+          <w:szCs w:val="22"/>
+        </w:rPr>
+        <w:t>bestandstype</w:t>
+      </w:r>
+      <w:r>
+        <w:rPr>
+          <w:sz w:val="22"/>
+          <w:szCs w:val="22"/>
+        </w:rPr>
+        <w:t xml:space="preserve"> van het YOLO (You Only Look Once) model </w:t>
+      </w:r>
+      <w:r>
+        <w:rPr>
+          <w:sz w:val="22"/>
+          <w:szCs w:val="22"/>
+        </w:rPr>
+        <w:t xml:space="preserve">het snelste is, op basis van FPS en latency. Bij </w:t>
+      </w:r>
+      <w:r>
+        <w:rPr>
+          <w:sz w:val="22"/>
+          <w:szCs w:val="22"/>
+        </w:rPr>
+        <w:t>bestandstype</w:t>
+      </w:r>
+      <w:r>
+        <w:rPr>
+          <w:sz w:val="22"/>
+          <w:szCs w:val="22"/>
+        </w:rPr>
+        <w:t xml:space="preserve"> wordt er bedoeld </w:t>
+      </w:r>
+      <w:r>
+        <w:rPr>
+          <w:sz w:val="22"/>
+          <w:szCs w:val="22"/>
+        </w:rPr>
+        <w:t xml:space="preserve">het </w:t>
+      </w:r>
+      <w:r>
+        <w:rPr>
+          <w:sz w:val="22"/>
+          <w:szCs w:val="22"/>
+        </w:rPr>
+        <w:t>bestandtype</w:t>
+      </w:r>
+      <w:r>
+        <w:rPr>
+          <w:sz w:val="22"/>
+          <w:szCs w:val="22"/>
+        </w:rPr>
+        <w:t xml:space="preserve"> waarnaar het YOLO nano model ge-export kan worden [1]</w:t>
+      </w:r>
     </w:p>
     <w:p>
       <w:pPr>
@@ -695,23 +765,7 @@
           <w:sz w:val="22"/>
           <w:szCs w:val="22"/>
         </w:rPr>
-        <w:t xml:space="preserve">Sinds ons Project werkt met 2 Camera’s op een </w:t>
-      </w:r>
-      <w:proofErr w:type="spellStart"/>
-      <w:r>
-        <w:rPr>
-          <w:sz w:val="22"/>
-          <w:szCs w:val="22"/>
-        </w:rPr>
-        <w:t>Raspberry</w:t>
-      </w:r>
-      <w:proofErr w:type="spellEnd"/>
-      <w:r>
-        <w:rPr>
-          <w:sz w:val="22"/>
-          <w:szCs w:val="22"/>
-        </w:rPr>
-        <w:t xml:space="preserve"> PI, met een AI Object Detectie Model</w:t>
+        <w:t>Sinds ons Project werkt met 2 Camera’s op een Raspberry PI, met een AI Object Detectie Model</w:t>
       </w:r>
       <w:r>
         <w:rPr>
@@ -760,32 +814,29 @@
           <w:sz w:val="22"/>
           <w:szCs w:val="22"/>
         </w:rPr>
-        <w:t xml:space="preserve">op een lagere FPS runt met een hogere </w:t>
-      </w:r>
-      <w:proofErr w:type="spellStart"/>
-      <w:r>
-        <w:rPr>
-          <w:sz w:val="22"/>
-          <w:szCs w:val="22"/>
-        </w:rPr>
-        <w:t>Latency</w:t>
-      </w:r>
-      <w:proofErr w:type="spellEnd"/>
-      <w:r>
-        <w:rPr>
-          <w:sz w:val="22"/>
-          <w:szCs w:val="22"/>
-        </w:rPr>
-        <w:t>, gaat</w:t>
-      </w:r>
-      <w:r>
-        <w:rPr>
-          <w:sz w:val="22"/>
-          <w:szCs w:val="22"/>
-        </w:rPr>
-        <w:t xml:space="preserve"> de </w:t>
-      </w:r>
-      <w:proofErr w:type="spellStart"/>
+        <w:t>op een lagere FPS runt met een hogere Latency, gaat</w:t>
+      </w:r>
+      <w:r>
+        <w:rPr>
+          <w:sz w:val="22"/>
+          <w:szCs w:val="22"/>
+        </w:rPr>
+        <w:t xml:space="preserve"> de a</w:t>
+      </w:r>
+      <w:r>
+        <w:rPr>
+          <w:sz w:val="22"/>
+          <w:szCs w:val="22"/>
+        </w:rPr>
+        <w:t xml:space="preserve">ccuratie </w:t>
+      </w:r>
+      <w:r>
+        <w:rPr>
+          <w:sz w:val="22"/>
+          <w:szCs w:val="22"/>
+        </w:rPr>
+        <w:t xml:space="preserve">van de </w:t>
+      </w:r>
       <w:r>
         <w:rPr>
           <w:sz w:val="22"/>
@@ -798,146 +849,138 @@
           <w:sz w:val="22"/>
           <w:szCs w:val="22"/>
         </w:rPr>
-        <w:t>ccuratie</w:t>
-      </w:r>
-      <w:proofErr w:type="spellEnd"/>
+        <w:t xml:space="preserve">fstand bepaling en de </w:t>
+      </w:r>
+      <w:r>
+        <w:rPr>
+          <w:sz w:val="22"/>
+          <w:szCs w:val="22"/>
+        </w:rPr>
+        <w:t>o</w:t>
+      </w:r>
+      <w:r>
+        <w:rPr>
+          <w:sz w:val="22"/>
+          <w:szCs w:val="22"/>
+        </w:rPr>
+        <w:t xml:space="preserve">bject </w:t>
+      </w:r>
+      <w:r>
+        <w:rPr>
+          <w:sz w:val="22"/>
+          <w:szCs w:val="22"/>
+        </w:rPr>
+        <w:t>d</w:t>
+      </w:r>
+      <w:r>
+        <w:rPr>
+          <w:sz w:val="22"/>
+          <w:szCs w:val="22"/>
+        </w:rPr>
+        <w:t>etectie omlaag</w:t>
+      </w:r>
+      <w:r>
+        <w:rPr>
+          <w:sz w:val="22"/>
+          <w:szCs w:val="22"/>
+        </w:rPr>
+        <w:t>. Dit onderzoek</w:t>
+      </w:r>
+      <w:r>
+        <w:rPr>
+          <w:sz w:val="22"/>
+          <w:szCs w:val="22"/>
+        </w:rPr>
+        <w:t xml:space="preserve"> is om </w:t>
+      </w:r>
+      <w:r>
+        <w:rPr>
+          <w:sz w:val="22"/>
+          <w:szCs w:val="22"/>
+        </w:rPr>
+        <w:t xml:space="preserve">te onderzoeken (en te testen) voor de </w:t>
+      </w:r>
+      <w:r>
+        <w:rPr>
+          <w:sz w:val="22"/>
+          <w:szCs w:val="22"/>
+        </w:rPr>
+        <w:t>optimalisatie</w:t>
+      </w:r>
+      <w:r>
+        <w:rPr>
+          <w:sz w:val="22"/>
+          <w:szCs w:val="22"/>
+        </w:rPr>
+        <w:t xml:space="preserve"> van het object detectie model</w:t>
+      </w:r>
+      <w:r>
+        <w:rPr>
+          <w:sz w:val="22"/>
+          <w:szCs w:val="22"/>
+        </w:rPr>
+        <w:t>.</w:t>
+      </w:r>
+    </w:p>
+    <w:p>
+      <w:pPr>
+        <w:rPr>
+          <w:sz w:val="22"/>
+          <w:szCs w:val="22"/>
+        </w:rPr>
+      </w:pPr>
+    </w:p>
+    <w:p>
+      <w:pPr>
+        <w:pStyle w:val="Kop2"/>
+      </w:pPr>
+      <w:bookmarkStart w:id="2" w:name="_Toc220408247"/>
+      <w:r>
+        <w:t>Methode:</w:t>
+      </w:r>
+      <w:bookmarkEnd w:id="2"/>
+    </w:p>
+    <w:p>
+      <w:pPr>
+        <w:rPr>
+          <w:sz w:val="22"/>
+          <w:szCs w:val="22"/>
+        </w:rPr>
+      </w:pPr>
+      <w:r>
+        <w:rPr>
+          <w:sz w:val="22"/>
+          <w:szCs w:val="22"/>
+        </w:rPr>
+        <w:t xml:space="preserve">In dit verslag is de onderzoeksmethode </w:t>
+      </w:r>
+      <w:r>
+        <w:rPr>
+          <w:sz w:val="22"/>
+          <w:szCs w:val="22"/>
+        </w:rPr>
+        <w:t>experimenteel</w:t>
+      </w:r>
+      <w:r>
+        <w:rPr>
+          <w:sz w:val="22"/>
+          <w:szCs w:val="22"/>
+        </w:rPr>
+        <w:t>-onderzoek</w:t>
+      </w:r>
+      <w:r>
+        <w:rPr>
+          <w:sz w:val="22"/>
+          <w:szCs w:val="22"/>
+        </w:rPr>
+        <w:t>.</w:t>
+      </w:r>
       <w:r>
         <w:rPr>
           <w:sz w:val="22"/>
           <w:szCs w:val="22"/>
         </w:rPr>
         <w:t xml:space="preserve"> </w:t>
-      </w:r>
-      <w:r>
-        <w:rPr>
-          <w:sz w:val="22"/>
-          <w:szCs w:val="22"/>
-        </w:rPr>
-        <w:t xml:space="preserve">van de </w:t>
-      </w:r>
-      <w:r>
-        <w:rPr>
-          <w:sz w:val="22"/>
-          <w:szCs w:val="22"/>
-        </w:rPr>
-        <w:t>a</w:t>
-      </w:r>
-      <w:r>
-        <w:rPr>
-          <w:sz w:val="22"/>
-          <w:szCs w:val="22"/>
-        </w:rPr>
-        <w:t xml:space="preserve">fstand bepaling en de </w:t>
-      </w:r>
-      <w:r>
-        <w:rPr>
-          <w:sz w:val="22"/>
-          <w:szCs w:val="22"/>
-        </w:rPr>
-        <w:t>o</w:t>
-      </w:r>
-      <w:r>
-        <w:rPr>
-          <w:sz w:val="22"/>
-          <w:szCs w:val="22"/>
-        </w:rPr>
-        <w:t xml:space="preserve">bject </w:t>
-      </w:r>
-      <w:r>
-        <w:rPr>
-          <w:sz w:val="22"/>
-          <w:szCs w:val="22"/>
-        </w:rPr>
-        <w:t>d</w:t>
-      </w:r>
-      <w:r>
-        <w:rPr>
-          <w:sz w:val="22"/>
-          <w:szCs w:val="22"/>
-        </w:rPr>
-        <w:t>etectie omlaag</w:t>
-      </w:r>
-      <w:r>
-        <w:rPr>
-          <w:sz w:val="22"/>
-          <w:szCs w:val="22"/>
-        </w:rPr>
-        <w:t>. Dit onderzoek</w:t>
-      </w:r>
-      <w:r>
-        <w:rPr>
-          <w:sz w:val="22"/>
-          <w:szCs w:val="22"/>
-        </w:rPr>
-        <w:t xml:space="preserve"> is om </w:t>
-      </w:r>
-      <w:r>
-        <w:rPr>
-          <w:sz w:val="22"/>
-          <w:szCs w:val="22"/>
-        </w:rPr>
-        <w:t xml:space="preserve">te onderzoeken (en te testen) voor de </w:t>
-      </w:r>
-      <w:r>
-        <w:rPr>
-          <w:sz w:val="22"/>
-          <w:szCs w:val="22"/>
-        </w:rPr>
-        <w:t>optimalisatie</w:t>
-      </w:r>
-      <w:r>
-        <w:rPr>
-          <w:sz w:val="22"/>
-          <w:szCs w:val="22"/>
-        </w:rPr>
-        <w:t xml:space="preserve"> van het object detectie model</w:t>
-      </w:r>
-      <w:r>
-        <w:rPr>
-          <w:sz w:val="22"/>
-          <w:szCs w:val="22"/>
-        </w:rPr>
-        <w:t>.</w:t>
-      </w:r>
-    </w:p>
-    <w:p>
-      <w:pPr>
-        <w:rPr>
-          <w:sz w:val="22"/>
-          <w:szCs w:val="22"/>
-        </w:rPr>
-      </w:pPr>
-    </w:p>
-    <w:p>
-      <w:pPr>
-        <w:pStyle w:val="Kop2"/>
-      </w:pPr>
-      <w:bookmarkStart w:id="2" w:name="_Toc220408247"/>
-      <w:r>
-        <w:t>Methode:</w:t>
-      </w:r>
-      <w:bookmarkEnd w:id="2"/>
-    </w:p>
-    <w:p>
-      <w:pPr>
-        <w:rPr>
-          <w:sz w:val="22"/>
-          <w:szCs w:val="22"/>
-        </w:rPr>
-      </w:pPr>
-      <w:r>
-        <w:rPr>
-          <w:sz w:val="22"/>
-          <w:szCs w:val="22"/>
-        </w:rPr>
-        <w:t xml:space="preserve">In dit verslag is de onderzoeksmethode </w:t>
-      </w:r>
-      <w:r>
-        <w:rPr>
-          <w:sz w:val="22"/>
-          <w:szCs w:val="22"/>
-        </w:rPr>
-        <w:t>experimenteel.</w:t>
       </w:r>
     </w:p>
     <w:p>
@@ -1047,72 +1090,22 @@
           <w:sz w:val="22"/>
           <w:szCs w:val="22"/>
         </w:rPr>
-        <w:t>Bestandstype (.</w:t>
-      </w:r>
-      <w:proofErr w:type="spellStart"/>
-      <w:r>
-        <w:rPr>
-          <w:sz w:val="22"/>
-          <w:szCs w:val="22"/>
-        </w:rPr>
-        <w:t>p</w:t>
-      </w:r>
-      <w:r>
-        <w:rPr>
-          <w:sz w:val="22"/>
-          <w:szCs w:val="22"/>
-        </w:rPr>
-        <w:t>t</w:t>
-      </w:r>
-      <w:proofErr w:type="spellEnd"/>
-      <w:r>
-        <w:rPr>
-          <w:sz w:val="22"/>
-          <w:szCs w:val="22"/>
-        </w:rPr>
-        <w:t>, .</w:t>
-      </w:r>
-      <w:proofErr w:type="spellStart"/>
-      <w:r>
-        <w:rPr>
-          <w:sz w:val="22"/>
-          <w:szCs w:val="22"/>
-        </w:rPr>
-        <w:t>ncnn</w:t>
-      </w:r>
-      <w:proofErr w:type="spellEnd"/>
-      <w:r>
-        <w:rPr>
-          <w:sz w:val="22"/>
-          <w:szCs w:val="22"/>
-        </w:rPr>
-        <w:t>, .</w:t>
-      </w:r>
-      <w:proofErr w:type="spellStart"/>
-      <w:r>
-        <w:rPr>
-          <w:sz w:val="22"/>
-          <w:szCs w:val="22"/>
-        </w:rPr>
-        <w:t>onnx</w:t>
-      </w:r>
-      <w:proofErr w:type="spellEnd"/>
-      <w:r>
-        <w:rPr>
-          <w:sz w:val="22"/>
-          <w:szCs w:val="22"/>
-        </w:rPr>
-        <w:t>, .</w:t>
-      </w:r>
-      <w:proofErr w:type="spellStart"/>
-      <w:r>
-        <w:rPr>
-          <w:sz w:val="22"/>
-          <w:szCs w:val="22"/>
-        </w:rPr>
-        <w:t>openvino</w:t>
-      </w:r>
-      <w:proofErr w:type="spellEnd"/>
+        <w:t>Bestandstype (.p</w:t>
+      </w:r>
+      <w:r>
+        <w:rPr>
+          <w:sz w:val="22"/>
+          <w:szCs w:val="22"/>
+        </w:rPr>
+        <w:t>t, .ncnn</w:t>
+      </w:r>
+      <w:r>
+        <w:rPr>
+          <w:sz w:val="22"/>
+          <w:szCs w:val="22"/>
+        </w:rPr>
+        <w:t>, .onnx</w:t>
+      </w:r>
       <w:r>
         <w:rPr>
           <w:sz w:val="22"/>
@@ -1142,7 +1135,81 @@
           <w:sz w:val="22"/>
           <w:szCs w:val="22"/>
         </w:rPr>
-        <w:t xml:space="preserve">De test opstelling ziet er uit zoals </w:t>
+        <w:t xml:space="preserve">De test opstelling </w:t>
+      </w:r>
+      <w:r>
+        <w:rPr>
+          <w:sz w:val="22"/>
+          <w:szCs w:val="22"/>
+        </w:rPr>
+        <w:t>is het volgende:</w:t>
+      </w:r>
+    </w:p>
+    <w:p>
+      <w:pPr>
+        <w:pStyle w:val="Lijstalinea"/>
+        <w:numPr>
+          <w:ilvl w:val="0"/>
+          <w:numId w:val="1"/>
+        </w:numPr>
+        <w:rPr>
+          <w:sz w:val="22"/>
+          <w:szCs w:val="22"/>
+        </w:rPr>
+      </w:pPr>
+      <w:r>
+        <w:rPr>
+          <w:sz w:val="22"/>
+          <w:szCs w:val="22"/>
+        </w:rPr>
+        <w:t>Een Laptop</w:t>
+      </w:r>
+    </w:p>
+    <w:p>
+      <w:pPr>
+        <w:pStyle w:val="Lijstalinea"/>
+        <w:numPr>
+          <w:ilvl w:val="0"/>
+          <w:numId w:val="1"/>
+        </w:numPr>
+        <w:rPr>
+          <w:sz w:val="22"/>
+          <w:szCs w:val="22"/>
+        </w:rPr>
+      </w:pPr>
+      <w:r>
+        <w:rPr>
+          <w:sz w:val="22"/>
+          <w:szCs w:val="22"/>
+        </w:rPr>
+        <w:t>2 Camera’s</w:t>
+      </w:r>
+    </w:p>
+    <w:p>
+      <w:pPr>
+        <w:pStyle w:val="Lijstalinea"/>
+        <w:numPr>
+          <w:ilvl w:val="0"/>
+          <w:numId w:val="1"/>
+        </w:numPr>
+        <w:rPr>
+          <w:sz w:val="22"/>
+          <w:szCs w:val="22"/>
+        </w:rPr>
+      </w:pPr>
+      <w:r>
+        <w:rPr>
+          <w:sz w:val="22"/>
+          <w:szCs w:val="22"/>
+        </w:rPr>
+        <w:t>De main code</w:t>
+      </w:r>
+      <w:r>
+        <w:rPr>
+          <w:sz w:val="22"/>
+          <w:szCs w:val="22"/>
+        </w:rPr>
+        <w:t>, met een print statement voor de fps en latency</w:t>
       </w:r>
       <w:r>
         <w:rPr>
@@ -1151,16 +1218,7 @@
           <w:sz w:val="22"/>
           <w:szCs w:val="22"/>
         </w:rPr>
-        <w:t>Bijlage 1</w:t>
-      </w:r>
-      <w:r>
-        <w:rPr>
-          <w:i/>
-          <w:iCs/>
-          <w:sz w:val="22"/>
-          <w:szCs w:val="22"/>
-        </w:rPr>
-        <w:t xml:space="preserve">. </w:t>
+        <w:t xml:space="preserve"> </w:t>
       </w:r>
     </w:p>
     <w:p>
@@ -1184,14 +1242,7 @@
           <w:sz w:val="22"/>
           <w:szCs w:val="22"/>
         </w:rPr>
-        <w:t>Observeren</w:t>
-      </w:r>
-      <w:r>
-        <w:rPr>
-          <w:sz w:val="22"/>
-          <w:szCs w:val="22"/>
-        </w:rPr>
-        <w:t xml:space="preserve"> naar scherm</w:t>
+        <w:t>de Terminal bekijken terwijl het programma runt en de data opschrijven.</w:t>
       </w:r>
     </w:p>
     <w:p>
@@ -1209,21 +1260,12 @@
         </w:rPr>
         <w:t xml:space="preserve">Vast te leggen Data: </w:t>
       </w:r>
-      <w:proofErr w:type="spellStart"/>
-      <w:r>
-        <w:rPr>
-          <w:sz w:val="22"/>
-          <w:szCs w:val="22"/>
-        </w:rPr>
-        <w:t>Latency</w:t>
-      </w:r>
-      <w:proofErr w:type="spellEnd"/>
-      <w:r>
-        <w:rPr>
-          <w:sz w:val="22"/>
-          <w:szCs w:val="22"/>
-        </w:rPr>
-        <w:t xml:space="preserve"> &amp; FPS, met en zonder gede</w:t>
+      <w:r>
+        <w:rPr>
+          <w:sz w:val="22"/>
+          <w:szCs w:val="22"/>
+        </w:rPr>
+        <w:t>Latency &amp; FPS, met en zonder gede</w:t>
       </w:r>
       <w:r>
         <w:rPr>
@@ -1256,8 +1298,8 @@
       </w:tblPr>
       <w:tblGrid>
         <w:gridCol w:w="1148"/>
-        <w:gridCol w:w="1541"/>
-        <w:gridCol w:w="1842"/>
+        <w:gridCol w:w="690"/>
+        <w:gridCol w:w="992"/>
       </w:tblGrid>
       <w:tr>
         <w:tc>
@@ -1282,7 +1324,7 @@
         </w:tc>
         <w:tc>
           <w:tcPr>
-            <w:tcW w:w="1541" w:type="dxa"/>
+            <w:tcW w:w="690" w:type="dxa"/>
           </w:tcPr>
           <w:p>
             <w:pPr>
@@ -1302,7 +1344,7 @@
         </w:tc>
         <w:tc>
           <w:tcPr>
-            <w:tcW w:w="1842" w:type="dxa"/>
+            <w:tcW w:w="992" w:type="dxa"/>
           </w:tcPr>
           <w:p>
             <w:pPr>
@@ -1311,7 +1353,6 @@
                 <w:szCs w:val="22"/>
               </w:rPr>
             </w:pPr>
-            <w:proofErr w:type="spellStart"/>
             <w:r>
               <w:rPr>
                 <w:sz w:val="22"/>
@@ -1319,7 +1360,6 @@
               </w:rPr>
               <w:t>Latency</w:t>
             </w:r>
-            <w:proofErr w:type="spellEnd"/>
           </w:p>
         </w:tc>
       </w:tr>
@@ -1340,22 +1380,13 @@
                 <w:sz w:val="22"/>
                 <w:szCs w:val="22"/>
               </w:rPr>
-              <w:t>.</w:t>
-            </w:r>
-            <w:proofErr w:type="spellStart"/>
-            <w:r>
-              <w:rPr>
-                <w:sz w:val="22"/>
-                <w:szCs w:val="22"/>
-              </w:rPr>
-              <w:t>pt</w:t>
-            </w:r>
-            <w:proofErr w:type="spellEnd"/>
+              <w:t>.pt</w:t>
+            </w:r>
           </w:p>
         </w:tc>
         <w:tc>
           <w:tcPr>
-            <w:tcW w:w="1541" w:type="dxa"/>
+            <w:tcW w:w="690" w:type="dxa"/>
           </w:tcPr>
           <w:p>
             <w:pPr>
@@ -1364,11 +1395,25 @@
                 <w:szCs w:val="22"/>
               </w:rPr>
             </w:pPr>
+            <w:r>
+              <w:rPr>
+                <w:sz w:val="22"/>
+                <w:szCs w:val="22"/>
+              </w:rPr>
+              <w:t>~</w:t>
+            </w:r>
+            <w:r>
+              <w:rPr>
+                <w:sz w:val="22"/>
+                <w:szCs w:val="22"/>
+              </w:rPr>
+              <w:t>6</w:t>
+            </w:r>
           </w:p>
         </w:tc>
         <w:tc>
           <w:tcPr>
-            <w:tcW w:w="1842" w:type="dxa"/>
+            <w:tcW w:w="992" w:type="dxa"/>
           </w:tcPr>
           <w:p>
             <w:pPr>
@@ -1377,6 +1422,20 @@
                 <w:szCs w:val="22"/>
               </w:rPr>
             </w:pPr>
+            <w:r>
+              <w:rPr>
+                <w:sz w:val="22"/>
+                <w:szCs w:val="22"/>
+              </w:rPr>
+              <w:t>~</w:t>
+            </w:r>
+            <w:r>
+              <w:rPr>
+                <w:sz w:val="22"/>
+                <w:szCs w:val="22"/>
+              </w:rPr>
+              <w:t>0.25 s</w:t>
+            </w:r>
           </w:p>
         </w:tc>
       </w:tr>
@@ -1397,22 +1456,13 @@
                 <w:sz w:val="22"/>
                 <w:szCs w:val="22"/>
               </w:rPr>
-              <w:t>.</w:t>
-            </w:r>
-            <w:proofErr w:type="spellStart"/>
-            <w:r>
-              <w:rPr>
-                <w:sz w:val="22"/>
-                <w:szCs w:val="22"/>
-              </w:rPr>
-              <w:t>ncnn</w:t>
-            </w:r>
-            <w:proofErr w:type="spellEnd"/>
+              <w:t>.ncnn</w:t>
+            </w:r>
           </w:p>
         </w:tc>
         <w:tc>
           <w:tcPr>
-            <w:tcW w:w="1541" w:type="dxa"/>
+            <w:tcW w:w="690" w:type="dxa"/>
           </w:tcPr>
           <w:p>
             <w:pPr>
@@ -1421,11 +1471,25 @@
                 <w:szCs w:val="22"/>
               </w:rPr>
             </w:pPr>
+            <w:r>
+              <w:rPr>
+                <w:sz w:val="22"/>
+                <w:szCs w:val="22"/>
+              </w:rPr>
+              <w:t>~</w:t>
+            </w:r>
+            <w:r>
+              <w:rPr>
+                <w:sz w:val="22"/>
+                <w:szCs w:val="22"/>
+              </w:rPr>
+              <w:t>8</w:t>
+            </w:r>
           </w:p>
         </w:tc>
         <w:tc>
           <w:tcPr>
-            <w:tcW w:w="1842" w:type="dxa"/>
+            <w:tcW w:w="992" w:type="dxa"/>
           </w:tcPr>
           <w:p>
             <w:pPr>
@@ -1434,6 +1498,34 @@
                 <w:szCs w:val="22"/>
               </w:rPr>
             </w:pPr>
+            <w:r>
+              <w:rPr>
+                <w:sz w:val="22"/>
+                <w:szCs w:val="22"/>
+              </w:rPr>
+              <w:t>~</w:t>
+            </w:r>
+            <w:r>
+              <w:rPr>
+                <w:sz w:val="22"/>
+                <w:szCs w:val="22"/>
+              </w:rPr>
+              <w:t xml:space="preserve">0.2 </w:t>
+            </w:r>
+            <w:r>
+              <w:rPr>
+                <w:sz w:val="22"/>
+                <w:szCs w:val="22"/>
+              </w:rPr>
+              <w:t xml:space="preserve">  </w:t>
+            </w:r>
+            <w:r>
+              <w:rPr>
+                <w:sz w:val="22"/>
+                <w:szCs w:val="22"/>
+              </w:rPr>
+              <w:t>s</w:t>
+            </w:r>
           </w:p>
         </w:tc>
       </w:tr>
@@ -1454,22 +1546,13 @@
                 <w:sz w:val="22"/>
                 <w:szCs w:val="22"/>
               </w:rPr>
-              <w:t>.</w:t>
-            </w:r>
-            <w:proofErr w:type="spellStart"/>
-            <w:r>
-              <w:rPr>
-                <w:sz w:val="22"/>
-                <w:szCs w:val="22"/>
-              </w:rPr>
-              <w:t>onnx</w:t>
-            </w:r>
-            <w:proofErr w:type="spellEnd"/>
+              <w:t>.onnx</w:t>
+            </w:r>
           </w:p>
         </w:tc>
         <w:tc>
           <w:tcPr>
-            <w:tcW w:w="1541" w:type="dxa"/>
+            <w:tcW w:w="690" w:type="dxa"/>
           </w:tcPr>
           <w:p>
             <w:pPr>
@@ -1478,11 +1561,25 @@
                 <w:szCs w:val="22"/>
               </w:rPr>
             </w:pPr>
+            <w:r>
+              <w:rPr>
+                <w:sz w:val="22"/>
+                <w:szCs w:val="22"/>
+              </w:rPr>
+              <w:t>~</w:t>
+            </w:r>
+            <w:r>
+              <w:rPr>
+                <w:sz w:val="22"/>
+                <w:szCs w:val="22"/>
+              </w:rPr>
+              <w:t>7</w:t>
+            </w:r>
           </w:p>
         </w:tc>
         <w:tc>
           <w:tcPr>
-            <w:tcW w:w="1842" w:type="dxa"/>
+            <w:tcW w:w="992" w:type="dxa"/>
           </w:tcPr>
           <w:p>
             <w:pPr>
@@ -1491,63 +1588,34 @@
                 <w:szCs w:val="22"/>
               </w:rPr>
             </w:pPr>
-          </w:p>
-        </w:tc>
-      </w:tr>
-      <w:tr>
-        <w:tc>
-          <w:tcPr>
-            <w:tcW w:w="1148" w:type="dxa"/>
-          </w:tcPr>
-          <w:p>
-            <w:pPr>
-              <w:rPr>
-                <w:sz w:val="22"/>
-                <w:szCs w:val="22"/>
-              </w:rPr>
-            </w:pPr>
-            <w:r>
-              <w:rPr>
-                <w:sz w:val="22"/>
-                <w:szCs w:val="22"/>
-              </w:rPr>
-              <w:t>.</w:t>
-            </w:r>
-            <w:proofErr w:type="spellStart"/>
-            <w:r>
-              <w:rPr>
-                <w:sz w:val="22"/>
-                <w:szCs w:val="22"/>
-              </w:rPr>
-              <w:t>openvino</w:t>
-            </w:r>
-            <w:proofErr w:type="spellEnd"/>
-          </w:p>
-        </w:tc>
-        <w:tc>
-          <w:tcPr>
-            <w:tcW w:w="1541" w:type="dxa"/>
-          </w:tcPr>
-          <w:p>
-            <w:pPr>
-              <w:rPr>
-                <w:sz w:val="22"/>
-                <w:szCs w:val="22"/>
-              </w:rPr>
-            </w:pPr>
-          </w:p>
-        </w:tc>
-        <w:tc>
-          <w:tcPr>
-            <w:tcW w:w="1842" w:type="dxa"/>
-          </w:tcPr>
-          <w:p>
-            <w:pPr>
-              <w:rPr>
-                <w:sz w:val="22"/>
-                <w:szCs w:val="22"/>
-              </w:rPr>
-            </w:pPr>
+            <w:r>
+              <w:rPr>
+                <w:sz w:val="22"/>
+                <w:szCs w:val="22"/>
+              </w:rPr>
+              <w:t>~</w:t>
+            </w:r>
+            <w:r>
+              <w:rPr>
+                <w:sz w:val="22"/>
+                <w:szCs w:val="22"/>
+              </w:rPr>
+              <w:t>0.2</w:t>
+            </w:r>
+            <w:r>
+              <w:rPr>
+                <w:sz w:val="22"/>
+                <w:szCs w:val="22"/>
+              </w:rPr>
+              <w:t>2</w:t>
+            </w:r>
+            <w:r>
+              <w:rPr>
+                <w:sz w:val="22"/>
+                <w:szCs w:val="22"/>
+              </w:rPr>
+              <w:t xml:space="preserve"> s</w:t>
+            </w:r>
           </w:p>
         </w:tc>
       </w:tr>
@@ -1577,16 +1645,15 @@
         </w:rPr>
         <w:t xml:space="preserve">: </w:t>
       </w:r>
-    </w:p>
-    <w:p>
-      <w:pPr>
+      <w:r>
         <w:rPr>
           <w:b/>
           <w:bCs/>
           <w:sz w:val="22"/>
           <w:szCs w:val="22"/>
         </w:rPr>
-      </w:pPr>
+        <w:t xml:space="preserve"> Op CPU</w:t>
+      </w:r>
     </w:p>
     <w:p>
       <w:pPr>
@@ -1611,128 +1678,144 @@
     <w:p>
       <w:pPr>
         <w:rPr>
-          <w:sz w:val="22"/>
-          <w:szCs w:val="22"/>
-        </w:rPr>
-      </w:pPr>
-      <w:r>
-        <w:rPr>
           <w:b/>
           <w:bCs/>
           <w:sz w:val="22"/>
           <w:szCs w:val="22"/>
         </w:rPr>
-        <w:t xml:space="preserve">Analyse: </w:t>
-      </w:r>
-      <w:r>
-        <w:rPr>
-          <w:sz w:val="22"/>
-          <w:szCs w:val="22"/>
-        </w:rPr>
-        <w:t>vergelijking</w:t>
-      </w:r>
-    </w:p>
-    <w:p>
-      <w:pPr>
-        <w:rPr>
-          <w:sz w:val="22"/>
-          <w:szCs w:val="22"/>
-        </w:rPr>
-      </w:pPr>
-    </w:p>
-    <w:p>
-      <w:pPr>
-        <w:rPr>
-          <w:sz w:val="22"/>
-          <w:szCs w:val="22"/>
-        </w:rPr>
-      </w:pPr>
-      <w:r>
-        <w:rPr>
-          <w:sz w:val="22"/>
-          <w:szCs w:val="22"/>
-        </w:rPr>
-        <w:t>Modellen (Object Detectie</w:t>
-      </w:r>
-      <w:r>
-        <w:rPr>
-          <w:sz w:val="22"/>
-          <w:szCs w:val="22"/>
-        </w:rPr>
-        <w:t xml:space="preserve"> (YOLO (</w:t>
-      </w:r>
-      <w:hyperlink r:id="rId5" w:history="1">
-        <w:r>
-          <w:rPr>
-            <w:rStyle w:val="Hyperlink"/>
-            <w:sz w:val="22"/>
-            <w:szCs w:val="22"/>
-          </w:rPr>
-          <w:t>https://docs.ultralytics.com/tasks/detect</w:t>
-        </w:r>
-      </w:hyperlink>
-      <w:r>
-        <w:rPr>
-          <w:sz w:val="22"/>
-          <w:szCs w:val="22"/>
-        </w:rPr>
-        <w:t>))</w:t>
-      </w:r>
-      <w:r>
-        <w:rPr>
-          <w:sz w:val="22"/>
-          <w:szCs w:val="22"/>
-        </w:rPr>
-        <w:t>) Experimenteel Onderzoek?? (.</w:t>
-      </w:r>
-      <w:proofErr w:type="spellStart"/>
-      <w:r>
-        <w:rPr>
-          <w:sz w:val="22"/>
-          <w:szCs w:val="22"/>
-        </w:rPr>
-        <w:t>pytorch</w:t>
-      </w:r>
-      <w:proofErr w:type="spellEnd"/>
-      <w:r>
-        <w:rPr>
-          <w:sz w:val="22"/>
-          <w:szCs w:val="22"/>
-        </w:rPr>
-        <w:t xml:space="preserve"> -&gt; .</w:t>
-      </w:r>
-      <w:proofErr w:type="spellStart"/>
-      <w:r>
-        <w:rPr>
-          <w:sz w:val="22"/>
-          <w:szCs w:val="22"/>
-        </w:rPr>
-        <w:t>ncnn</w:t>
-      </w:r>
-      <w:proofErr w:type="spellEnd"/>
-      <w:r>
-        <w:rPr>
-          <w:sz w:val="22"/>
-          <w:szCs w:val="22"/>
-        </w:rPr>
-        <w:t>/.</w:t>
-      </w:r>
-      <w:proofErr w:type="spellStart"/>
-      <w:r>
-        <w:rPr>
-          <w:sz w:val="22"/>
-          <w:szCs w:val="22"/>
-        </w:rPr>
-        <w:t>onnx</w:t>
-      </w:r>
-      <w:proofErr w:type="spellEnd"/>
-      <w:r>
-        <w:rPr>
-          <w:sz w:val="22"/>
-          <w:szCs w:val="22"/>
-        </w:rPr>
-        <w:t xml:space="preserve"> )</w:t>
-      </w:r>
+      </w:pPr>
+    </w:p>
+    <w:p>
+      <w:pPr>
+        <w:rPr>
+          <w:sz w:val="22"/>
+          <w:szCs w:val="22"/>
+        </w:rPr>
+      </w:pPr>
+      <w:r>
+        <w:rPr>
+          <w:b/>
+          <w:bCs/>
+          <w:sz w:val="22"/>
+          <w:szCs w:val="22"/>
+        </w:rPr>
+        <w:t>Analyse:</w:t>
+      </w:r>
+      <w:r>
+        <w:rPr>
+          <w:b/>
+          <w:bCs/>
+          <w:sz w:val="22"/>
+          <w:szCs w:val="22"/>
+        </w:rPr>
+        <w:t xml:space="preserve"> </w:t>
+      </w:r>
+      <w:r>
+        <w:rPr>
+          <w:sz w:val="22"/>
+          <w:szCs w:val="22"/>
+        </w:rPr>
+        <w:t xml:space="preserve">Zoals je kan zien is op de CPU het </w:t>
+      </w:r>
+      <w:r>
+        <w:rPr>
+          <w:sz w:val="22"/>
+          <w:szCs w:val="22"/>
+        </w:rPr>
+        <w:t>bestandstype</w:t>
+      </w:r>
+      <w:r>
+        <w:rPr>
+          <w:sz w:val="22"/>
+          <w:szCs w:val="22"/>
+        </w:rPr>
+        <w:t xml:space="preserve"> met de beste fps</w:t>
+      </w:r>
+      <w:r>
+        <w:rPr>
+          <w:sz w:val="22"/>
+          <w:szCs w:val="22"/>
+        </w:rPr>
+        <w:t xml:space="preserve"> </w:t>
+      </w:r>
+      <w:r>
+        <w:rPr>
+          <w:sz w:val="22"/>
+          <w:szCs w:val="22"/>
+        </w:rPr>
+        <w:t xml:space="preserve">en laagste latency </w:t>
+      </w:r>
+      <w:r>
+        <w:rPr>
+          <w:sz w:val="22"/>
+          <w:szCs w:val="22"/>
+        </w:rPr>
+        <w:t xml:space="preserve">het .ncnn </w:t>
+      </w:r>
+      <w:r>
+        <w:rPr>
+          <w:sz w:val="22"/>
+          <w:szCs w:val="22"/>
+        </w:rPr>
+        <w:t>bestand</w:t>
+      </w:r>
+      <w:r>
+        <w:rPr>
+          <w:sz w:val="22"/>
+          <w:szCs w:val="22"/>
+        </w:rPr>
+        <w:t>stype</w:t>
+      </w:r>
+      <w:r>
+        <w:rPr>
+          <w:sz w:val="22"/>
+          <w:szCs w:val="22"/>
+        </w:rPr>
+        <w:t xml:space="preserve">, waardoor we kunnen concluderen dat het .ncnn </w:t>
+      </w:r>
+      <w:r>
+        <w:rPr>
+          <w:sz w:val="22"/>
+          <w:szCs w:val="22"/>
+        </w:rPr>
+        <w:t>bestand</w:t>
+      </w:r>
+      <w:r>
+        <w:rPr>
+          <w:sz w:val="22"/>
+          <w:szCs w:val="22"/>
+        </w:rPr>
+        <w:t>stype</w:t>
+      </w:r>
+      <w:r>
+        <w:rPr>
+          <w:sz w:val="22"/>
+          <w:szCs w:val="22"/>
+        </w:rPr>
+        <w:t xml:space="preserve"> het </w:t>
+      </w:r>
+      <w:r>
+        <w:rPr>
+          <w:sz w:val="22"/>
+          <w:szCs w:val="22"/>
+        </w:rPr>
+        <w:t xml:space="preserve">beste </w:t>
+      </w:r>
+      <w:r>
+        <w:rPr>
+          <w:sz w:val="22"/>
+          <w:szCs w:val="22"/>
+        </w:rPr>
+        <w:t>is voor onze applicatie.</w:t>
+      </w:r>
+    </w:p>
+    <w:p>
+      <w:pPr>
+        <w:rPr>
+          <w:sz w:val="22"/>
+          <w:szCs w:val="22"/>
+        </w:rPr>
+      </w:pPr>
     </w:p>
     <w:p>
       <w:pPr>
@@ -1744,7 +1827,56 @@
       </w:r>
       <w:bookmarkEnd w:id="4"/>
     </w:p>
-    <w:p/>
+    <w:p>
+      <w:pPr>
+        <w:rPr>
+          <w:sz w:val="22"/>
+          <w:szCs w:val="22"/>
+        </w:rPr>
+      </w:pPr>
+      <w:r>
+        <w:rPr>
+          <w:sz w:val="22"/>
+          <w:szCs w:val="22"/>
+        </w:rPr>
+        <w:t xml:space="preserve">Zoals eerder geschreven, is </w:t>
+      </w:r>
+      <w:r>
+        <w:rPr>
+          <w:sz w:val="22"/>
+          <w:szCs w:val="22"/>
+        </w:rPr>
+        <w:t xml:space="preserve">het .ncnn </w:t>
+      </w:r>
+      <w:r>
+        <w:rPr>
+          <w:sz w:val="22"/>
+          <w:szCs w:val="22"/>
+        </w:rPr>
+        <w:t>bestandstype</w:t>
+      </w:r>
+      <w:r>
+        <w:rPr>
+          <w:sz w:val="22"/>
+          <w:szCs w:val="22"/>
+        </w:rPr>
+        <w:t xml:space="preserve"> waarschijnlijk het beste </w:t>
+      </w:r>
+      <w:r>
+        <w:rPr>
+          <w:sz w:val="22"/>
+          <w:szCs w:val="22"/>
+        </w:rPr>
+        <w:t>type</w:t>
+      </w:r>
+      <w:r>
+        <w:rPr>
+          <w:sz w:val="22"/>
+          <w:szCs w:val="22"/>
+        </w:rPr>
+        <w:t xml:space="preserve"> voor ons, door zijn hoge FPS en lage Latency.</w:t>
+      </w:r>
+    </w:p>
     <w:p/>
     <w:p>
       <w:pPr>
@@ -1962,10 +2094,162 @@
           </w:p>
         </w:tc>
       </w:tr>
+      <w:tr>
+        <w:tc>
+          <w:tcPr>
+            <w:tcW w:w="846" w:type="dxa"/>
+          </w:tcPr>
+          <w:p>
+            <w:pPr>
+              <w:jc w:val="both"/>
+              <w:rPr>
+                <w:sz w:val="22"/>
+                <w:szCs w:val="22"/>
+              </w:rPr>
+            </w:pPr>
+            <w:r>
+              <w:rPr>
+                <w:sz w:val="22"/>
+                <w:szCs w:val="22"/>
+              </w:rPr>
+              <w:t>1.2</w:t>
+            </w:r>
+          </w:p>
+        </w:tc>
+        <w:tc>
+          <w:tcPr>
+            <w:tcW w:w="6946" w:type="dxa"/>
+          </w:tcPr>
+          <w:p>
+            <w:pPr>
+              <w:jc w:val="both"/>
+              <w:rPr>
+                <w:sz w:val="22"/>
+                <w:szCs w:val="22"/>
+              </w:rPr>
+            </w:pPr>
+            <w:r>
+              <w:rPr>
+                <w:sz w:val="22"/>
+                <w:szCs w:val="22"/>
+              </w:rPr>
+              <w:t>Data ingevuld en conclusie getrokken</w:t>
+            </w:r>
+          </w:p>
+        </w:tc>
+        <w:tc>
+          <w:tcPr>
+            <w:tcW w:w="1270" w:type="dxa"/>
+          </w:tcPr>
+          <w:p>
+            <w:pPr>
+              <w:jc w:val="both"/>
+              <w:rPr>
+                <w:sz w:val="22"/>
+                <w:szCs w:val="22"/>
+              </w:rPr>
+            </w:pPr>
+            <w:r>
+              <w:rPr>
+                <w:sz w:val="22"/>
+                <w:szCs w:val="22"/>
+              </w:rPr>
+              <w:t>28-1-2026</w:t>
+            </w:r>
+          </w:p>
+        </w:tc>
+      </w:tr>
+      <w:tr>
+        <w:tc>
+          <w:tcPr>
+            <w:tcW w:w="846" w:type="dxa"/>
+          </w:tcPr>
+          <w:p>
+            <w:pPr>
+              <w:jc w:val="both"/>
+              <w:rPr>
+                <w:sz w:val="22"/>
+                <w:szCs w:val="22"/>
+              </w:rPr>
+            </w:pPr>
+          </w:p>
+        </w:tc>
+        <w:tc>
+          <w:tcPr>
+            <w:tcW w:w="6946" w:type="dxa"/>
+          </w:tcPr>
+          <w:p>
+            <w:pPr>
+              <w:jc w:val="both"/>
+              <w:rPr>
+                <w:sz w:val="22"/>
+                <w:szCs w:val="22"/>
+              </w:rPr>
+            </w:pPr>
+          </w:p>
+        </w:tc>
+        <w:tc>
+          <w:tcPr>
+            <w:tcW w:w="1270" w:type="dxa"/>
+          </w:tcPr>
+          <w:p>
+            <w:pPr>
+              <w:jc w:val="both"/>
+              <w:rPr>
+                <w:sz w:val="22"/>
+                <w:szCs w:val="22"/>
+              </w:rPr>
+            </w:pPr>
+          </w:p>
+        </w:tc>
+      </w:tr>
+      <w:tr>
+        <w:tc>
+          <w:tcPr>
+            <w:tcW w:w="846" w:type="dxa"/>
+          </w:tcPr>
+          <w:p>
+            <w:pPr>
+              <w:jc w:val="both"/>
+              <w:rPr>
+                <w:sz w:val="22"/>
+                <w:szCs w:val="22"/>
+              </w:rPr>
+            </w:pPr>
+          </w:p>
+        </w:tc>
+        <w:tc>
+          <w:tcPr>
+            <w:tcW w:w="6946" w:type="dxa"/>
+          </w:tcPr>
+          <w:p>
+            <w:pPr>
+              <w:jc w:val="both"/>
+              <w:rPr>
+                <w:sz w:val="22"/>
+                <w:szCs w:val="22"/>
+              </w:rPr>
+            </w:pPr>
+          </w:p>
+        </w:tc>
+        <w:tc>
+          <w:tcPr>
+            <w:tcW w:w="1270" w:type="dxa"/>
+          </w:tcPr>
+          <w:p>
+            <w:pPr>
+              <w:jc w:val="both"/>
+              <w:rPr>
+                <w:sz w:val="22"/>
+                <w:szCs w:val="22"/>
+              </w:rPr>
+            </w:pPr>
+          </w:p>
+        </w:tc>
+      </w:tr>
     </w:tbl>
     <w:p>
       <w:pPr>
-        <w:jc w:val="both"/>
         <w:rPr>
           <w:sz w:val="22"/>
           <w:szCs w:val="22"/>
@@ -1976,41 +2260,24 @@
       <w:pPr>
         <w:pStyle w:val="Kop2"/>
       </w:pPr>
-      <w:bookmarkStart w:id="6" w:name="_Toc220408251"/>
       <w:r>
         <w:t>Bronnenlijst:</w:t>
       </w:r>
-      <w:bookmarkEnd w:id="6"/>
-    </w:p>
-    <w:p>
-      <w:pPr>
-        <w:rPr>
-          <w:sz w:val="22"/>
-          <w:szCs w:val="22"/>
-        </w:rPr>
-      </w:pPr>
-      <w:r>
-        <w:rPr>
-          <w:sz w:val="22"/>
-          <w:szCs w:val="22"/>
-        </w:rPr>
-        <w:t xml:space="preserve">Bordjes (AI </w:t>
-      </w:r>
-      <w:proofErr w:type="spellStart"/>
-      <w:r>
-        <w:rPr>
-          <w:sz w:val="22"/>
-          <w:szCs w:val="22"/>
-        </w:rPr>
-        <w:t>Hott</w:t>
-      </w:r>
-      <w:proofErr w:type="spellEnd"/>
-      <w:r>
-        <w:rPr>
-          <w:sz w:val="22"/>
-          <w:szCs w:val="22"/>
-        </w:rPr>
-        <w:t xml:space="preserve"> (</w:t>
+    </w:p>
+    <w:p>
+      <w:r>
+        <w:rPr>
+          <w:sz w:val="22"/>
+          <w:szCs w:val="22"/>
+        </w:rPr>
+        <w:t xml:space="preserve">[1] </w:t>
+      </w:r>
+      <w:r>
+        <w:rPr>
+          <w:sz w:val="22"/>
+          <w:szCs w:val="22"/>
+        </w:rPr>
+        <w:t>Object Detectie (YOLO (</w:t>
       </w:r>
       <w:hyperlink r:id="rId6" w:history="1">
         <w:r>
@@ -2019,7 +2286,7 @@
             <w:sz w:val="22"/>
             <w:szCs w:val="22"/>
           </w:rPr>
-          <w:t>https://www.elektor.nl/products/raspberry-pi-ai-hat-plus-13-tops?src=raspberrypi</w:t>
+          <w:t>https://docs.ultralytics.com/tasks/detect))</w:t>
         </w:r>
       </w:hyperlink>
       <w:r>
@@ -2027,48 +2294,15 @@
           <w:sz w:val="22"/>
           <w:szCs w:val="22"/>
         </w:rPr>
-        <w:t xml:space="preserve">) , </w:t>
-      </w:r>
-    </w:p>
-    <w:p>
-      <w:pPr>
-        <w:rPr>
-          <w:sz w:val="22"/>
-          <w:szCs w:val="22"/>
-        </w:rPr>
-      </w:pPr>
-      <w:r>
-        <w:rPr>
-          <w:sz w:val="22"/>
-          <w:szCs w:val="22"/>
-        </w:rPr>
-        <w:t>Google Coral (</w:t>
-      </w:r>
-      <w:hyperlink r:id="rId7" w:history="1">
-        <w:r>
-          <w:rPr>
-            <w:rStyle w:val="Hyperlink"/>
-            <w:sz w:val="22"/>
-            <w:szCs w:val="22"/>
-          </w:rPr>
-          <w:t>https://www.hashop.nl//Files/5/18000/18005/Attachments/Product/6Kf5J08A2923VI1J48m56o7x137a84P8.pdf</w:t>
-        </w:r>
-      </w:hyperlink>
-      <w:r>
-        <w:rPr>
-          <w:sz w:val="22"/>
-          <w:szCs w:val="22"/>
-        </w:rPr>
-        <w:t>) )</w:t>
-      </w:r>
-    </w:p>
-    <w:p>
-      <w:pPr>
-        <w:rPr>
-          <w:sz w:val="22"/>
-          <w:szCs w:val="22"/>
-        </w:rPr>
-      </w:pPr>
+        <w:t xml:space="preserve"> = hierin staan </w:t>
+      </w:r>
+      <w:r>
+        <w:rPr>
+          <w:sz w:val="22"/>
+          <w:szCs w:val="22"/>
+        </w:rPr>
+        <w:t>de modellen van YOLO en de modellen waarnaar ze ge-export kunnen worden.</w:t>
+      </w:r>
     </w:p>
     <w:sectPr>
       <w:pgSz w:w="11906" w:h="16838"/>
@@ -2078,6 +2312,126 @@
     </w:sectPr>
   </w:body>
 </w:document>
+</file>
+
+<file path=word/numbering.xml><?xml version="1.0" encoding="utf-8"?>
+<w:numbering xmlns:wpc="http://schemas.microsoft.com/office/word/2010/wordprocessingCanvas" xmlns:cx="http://schemas.microsoft.com/office/drawing/2014/chartex" xmlns:cx1="http://schemas.microsoft.com/office/drawing/2015/9/8/chartex" xmlns:cx2="http://schemas.microsoft.com/office/drawing/2015/10/21/chartex" xmlns:cx3="http://schemas.microsoft.com/office/drawing/2016/5/9/chartex" xmlns:cx4="http://schemas.microsoft.com/office/drawing/2016/5/10/chartex" xmlns:cx5="http://schemas.microsoft.com/office/drawing/2016/5/11/chartex" xmlns:cx6="http://schemas.microsoft.com/office/drawing/2016/5/12/chartex" xmlns:cx7="http://schemas.microsoft.com/office/drawing/2016/5/13/chartex" xmlns:cx8="http://schemas.microsoft.com/office/drawing/2016/5/14/chartex" xmlns:mc="http://schemas.openxmlformats.org/markup-compatibility/2006" xmlns:aink="http://schemas.microsoft.com/office/drawing/2016/ink" xmlns:am3d="http://schemas.microsoft.com/office/drawing/2017/model3d" xmlns:o="urn:schemas-microsoft-com:office:office" xmlns:oel="http://schemas.microsoft.com/office/2019/extlst" xmlns:r="http://schemas.openxmlformats.org/officeDocument/2006/relationships" xmlns:m="http://schemas.openxmlformats.org/officeDocument/2006/math" xmlns:v="urn:schemas-microsoft-com:vml" xmlns:wp14="http://schemas.microsoft.com/office/word/2010/wordprocessingDrawing" xmlns:wp="http://schemas.openxmlformats.org/drawingml/2006/wordprocessingDrawing" xmlns:w10="urn:schemas-microsoft-com:office:word" xmlns:w="http://schemas.openxmlformats.org/wordprocessingml/2006/main" xmlns:w14="http://schemas.microsoft.com/office/word/2010/wordml" xmlns:w15="http://schemas.microsoft.com/office/word/2012/wordml" xmlns:w16cex="http://schemas.microsoft.com/office/word/2018/wordml/cex" xmlns:w16cid="http://schemas.microsoft.com/office/word/2016/wordml/cid" xmlns:w16="http://schemas.microsoft.com/office/word/2018/wordml" xmlns:w16du="http://schemas.microsoft.com/office/word/2023/wordml/word16du" xmlns:w16sdtdh="http://schemas.microsoft.com/office/word/2020/wordml/sdtdatahash" xmlns:w16sdtfl="http://schemas.microsoft.com/office/word/2024/wordml/sdtformatlock" xmlns:w16se="http://schemas.microsoft.com/office/word/2015/wordml/symex" xmlns:wpg="http://schemas.microsoft.com/office/word/2010/wordprocessingGroup" xmlns:wpi="http://schemas.microsoft.com/office/word/2010/wordprocessingInk" xmlns:wne="http://schemas.microsoft.com/office/word/2006/wordml" xmlns:wps="http://schemas.microsoft.com/office/word/2010/wordprocessingShape" mc:Ignorable="w14 w15 w16se w16cid w16 w16cex w16sdtdh w16sdtfl w16du wp14">
+  <w:abstractNum w:abstractNumId="0" w15:restartNumberingAfterBreak="0">
+    <w:nsid w:val="1CB86317"/>
+    <w:multiLevelType w:val="hybridMultilevel"/>
+    <w:tmpl w:val="8042D5BC"/>
+    <w:lvl w:ilvl="0" w:tplc="800A71EA">
+      <w:numFmt w:val="bullet"/>
+      <w:lvlText w:val="-"/>
+      <w:lvlJc w:val="left"/>
+      <w:pPr>
+        <w:ind w:left="2484" w:hanging="360"/>
+      </w:pPr>
+      <w:rPr>
+        <w:rFonts w:ascii="Aptos" w:eastAsiaTheme="minorEastAsia" w:hAnsi="Aptos" w:cstheme="minorBidi" w:hint="default"/>
+      </w:rPr>
+    </w:lvl>
+    <w:lvl w:ilvl="1" w:tplc="04130003" w:tentative="1">
+      <w:start w:val="1"/>
+      <w:numFmt w:val="bullet"/>
+      <w:lvlText w:val="o"/>
+      <w:lvlJc w:val="left"/>
+      <w:pPr>
+        <w:ind w:left="3204" w:hanging="360"/>
+      </w:pPr>
+      <w:rPr>
+        <w:rFonts w:ascii="Courier New" w:hAnsi="Courier New" w:cs="Courier New" w:hint="default"/>
+      </w:rPr>
+    </w:lvl>
+    <w:lvl w:ilvl="2" w:tplc="04130005" w:tentative="1">
+      <w:start w:val="1"/>
+      <w:numFmt w:val="bullet"/>
+      <w:lvlText w:val=""/>
+      <w:lvlJc w:val="left"/>
+      <w:pPr>
+        <w:ind w:left="3924" w:hanging="360"/>
+      </w:pPr>
+      <w:rPr>
+        <w:rFonts w:ascii="Wingdings" w:hAnsi="Wingdings" w:hint="default"/>
+      </w:rPr>
+    </w:lvl>
+    <w:lvl w:ilvl="3" w:tplc="04130001" w:tentative="1">
+      <w:start w:val="1"/>
+      <w:numFmt w:val="bullet"/>
+      <w:lvlText w:val=""/>
+      <w:lvlJc w:val="left"/>
+      <w:pPr>
+        <w:ind w:left="4644" w:hanging="360"/>
+      </w:pPr>
+      <w:rPr>
+        <w:rFonts w:ascii="Symbol" w:hAnsi="Symbol" w:hint="default"/>
+      </w:rPr>
+    </w:lvl>
+    <w:lvl w:ilvl="4" w:tplc="04130003" w:tentative="1">
+      <w:start w:val="1"/>
+      <w:numFmt w:val="bullet"/>
+      <w:lvlText w:val="o"/>
+      <w:lvlJc w:val="left"/>
+      <w:pPr>
+        <w:ind w:left="5364" w:hanging="360"/>
+      </w:pPr>
+      <w:rPr>
+        <w:rFonts w:ascii="Courier New" w:hAnsi="Courier New" w:cs="Courier New" w:hint="default"/>
+      </w:rPr>
+    </w:lvl>
+    <w:lvl w:ilvl="5" w:tplc="04130005" w:tentative="1">
+      <w:start w:val="1"/>
+      <w:numFmt w:val="bullet"/>
+      <w:lvlText w:val=""/>
+      <w:lvlJc w:val="left"/>
+      <w:pPr>
+        <w:ind w:left="6084" w:hanging="360"/>
+      </w:pPr>
+      <w:rPr>
+        <w:rFonts w:ascii="Wingdings" w:hAnsi="Wingdings" w:hint="default"/>
+      </w:rPr>
+    </w:lvl>
+    <w:lvl w:ilvl="6" w:tplc="04130001" w:tentative="1">
+      <w:start w:val="1"/>
+      <w:numFmt w:val="bullet"/>
+      <w:lvlText w:val=""/>
+      <w:lvlJc w:val="left"/>
+      <w:pPr>
+        <w:ind w:left="6804" w:hanging="360"/>
+      </w:pPr>
+      <w:rPr>
+        <w:rFonts w:ascii="Symbol" w:hAnsi="Symbol" w:hint="default"/>
+      </w:rPr>
+    </w:lvl>
+    <w:lvl w:ilvl="7" w:tplc="04130003" w:tentative="1">
+      <w:start w:val="1"/>
+      <w:numFmt w:val="bullet"/>
+      <w:lvlText w:val="o"/>
+      <w:lvlJc w:val="left"/>
+      <w:pPr>
+        <w:ind w:left="7524" w:hanging="360"/>
+      </w:pPr>
+      <w:rPr>
+        <w:rFonts w:ascii="Courier New" w:hAnsi="Courier New" w:cs="Courier New" w:hint="default"/>
+      </w:rPr>
+    </w:lvl>
+    <w:lvl w:ilvl="8" w:tplc="04130005" w:tentative="1">
+      <w:start w:val="1"/>
+      <w:numFmt w:val="bullet"/>
+      <w:lvlText w:val=""/>
+      <w:lvlJc w:val="left"/>
+      <w:pPr>
+        <w:ind w:left="8244" w:hanging="360"/>
+      </w:pPr>
+      <w:rPr>
+        <w:rFonts w:ascii="Wingdings" w:hAnsi="Wingdings" w:hint="default"/>
+      </w:rPr>
+    </w:lvl>
+  </w:abstractNum>
+  <w:num w:numId="1" w16cid:durableId="1473787962">
+    <w:abstractNumId w:val="0"/>
+  </w:num>
+</w:numbering>
 </file>
 
 <file path=word/styles.xml><?xml version="1.0" encoding="utf-8"?>
@@ -3069,6 +3423,18 @@
       <w:ind w:left="240"/>
     </w:pPr>
   </w:style>
+  <w:style w:type="character" w:styleId="GevolgdeHyperlink">
+    <w:name w:val="FollowedHyperlink"/>
+    <w:basedOn w:val="Standaardalinea-lettertype"/>
+    <w:uiPriority w:val="99"/>
+    <w:semiHidden/>
+    <w:unhideWhenUsed/>
+    <w:rsid w:val="00015176"/>
+    <w:rPr>
+      <w:color w:val="96607D" w:themeColor="followedHyperlink"/>
+      <w:u w:val="single"/>
+    </w:rPr>
+  </w:style>
 </w:styles>
 </file>
 

--- a/Opleverset_Project_5-6/Verslagen/Optimalisatie Onderzoeksverslag.docx
+++ b/Opleverset_Project_5-6/Verslagen/Optimalisatie Onderzoeksverslag.docx
@@ -35,67 +35,180 @@
     <w:p/>
     <w:p/>
     <w:p/>
-    <w:p/>
-    <w:p/>
-    <w:p/>
-    <w:p/>
-    <w:p/>
-    <w:p>
-      <w:r>
-        <w:t>Dennis Zejnilovic</w:t>
-      </w:r>
+    <w:p>
+      <w:pPr>
+        <w:rPr>
+          <w:b/>
+          <w:bCs/>
+          <w:u w:val="single"/>
+        </w:rPr>
+      </w:pPr>
+      <w:r>
+        <w:rPr>
+          <w:b/>
+          <w:bCs/>
+          <w:u w:val="single"/>
+        </w:rPr>
+        <w:t>Projectleden:</w:t>
+      </w:r>
+    </w:p>
+    <w:p>
+      <w:r>
+        <w:t xml:space="preserve">Dennis </w:t>
+      </w:r>
+      <w:proofErr w:type="spellStart"/>
+      <w:r>
+        <w:t>Zejnilovic</w:t>
+      </w:r>
+      <w:proofErr w:type="spellEnd"/>
       <w:r>
         <w:tab/>
         <w:t>1098617</w:t>
       </w:r>
-    </w:p>
-    <w:p>
-      <w:r>
+      <w:r>
+        <w:tab/>
+      </w:r>
+      <w:r>
+        <w:tab/>
+      </w:r>
+      <w:r>
+        <w:tab/>
+      </w:r>
+      <w:r>
+        <w:tab/>
+      </w:r>
+      <w:r>
+        <w:tab/>
+      </w:r>
+      <w:r>
+        <w:tab/>
+      </w:r>
+      <w:r>
+        <w:tab/>
+      </w:r>
+    </w:p>
+    <w:p>
+      <w:pPr>
+        <w:rPr>
+          <w:lang w:val="en-US"/>
+        </w:rPr>
+      </w:pPr>
+      <w:r>
+        <w:rPr>
+          <w:lang w:val="en-US"/>
+        </w:rPr>
         <w:t>Tom Heijmans</w:t>
       </w:r>
       <w:r>
+        <w:rPr>
+          <w:lang w:val="en-US"/>
+        </w:rPr>
         <w:tab/>
         <w:t>1079471</w:t>
       </w:r>
     </w:p>
     <w:p>
-      <w:r>
-        <w:t>Ali Haimed</w:t>
-      </w:r>
-      <w:r>
+      <w:pPr>
+        <w:rPr>
+          <w:lang w:val="en-US"/>
+        </w:rPr>
+      </w:pPr>
+      <w:r>
+        <w:rPr>
+          <w:lang w:val="en-US"/>
+        </w:rPr>
+        <w:t xml:space="preserve">Ali </w:t>
+      </w:r>
+      <w:proofErr w:type="spellStart"/>
+      <w:r>
+        <w:rPr>
+          <w:lang w:val="en-US"/>
+        </w:rPr>
+        <w:t>Haimed</w:t>
+      </w:r>
+      <w:proofErr w:type="spellEnd"/>
+      <w:r>
+        <w:rPr>
+          <w:lang w:val="en-US"/>
+        </w:rPr>
         <w:tab/>
       </w:r>
       <w:r>
+        <w:rPr>
+          <w:lang w:val="en-US"/>
+        </w:rPr>
         <w:tab/>
         <w:t>1103776</w:t>
       </w:r>
     </w:p>
     <w:p>
-      <w:r>
-        <w:t>Fabio Wolthui</w:t>
-      </w:r>
-      <w:r>
-        <w:t>s</w:t>
-      </w:r>
-      <w:r>
+      <w:pPr>
+        <w:rPr>
+          <w:lang w:val="en-US"/>
+        </w:rPr>
+      </w:pPr>
+      <w:r>
+        <w:rPr>
+          <w:lang w:val="en-US"/>
+        </w:rPr>
+        <w:t>Fabio Wolthuis</w:t>
+      </w:r>
+      <w:r>
+        <w:rPr>
+          <w:lang w:val="en-US"/>
+        </w:rPr>
         <w:tab/>
-      </w:r>
-      <w:r>
         <w:t>1093379</w:t>
       </w:r>
     </w:p>
     <w:p>
-      <w:r>
-        <w:t>1-2-2025</w:t>
-      </w:r>
-      <w:r>
-        <w:t>, Eerste Geleg</w:t>
-      </w:r>
-      <w:r>
-        <w:t>en</w:t>
-      </w:r>
-      <w:r>
-        <w:t>heid</w:t>
+      <w:pPr>
+        <w:jc w:val="right"/>
+      </w:pPr>
+      <w:r>
+        <w:rPr>
+          <w:b/>
+          <w:bCs/>
+          <w:u w:val="single"/>
+        </w:rPr>
+        <w:t>Docenten:</w:t>
+      </w:r>
+    </w:p>
+    <w:p>
+      <w:pPr>
+        <w:jc w:val="right"/>
+      </w:pPr>
+      <w:r>
+        <w:t xml:space="preserve">Sandra </w:t>
+      </w:r>
+      <w:proofErr w:type="spellStart"/>
+      <w:r>
+        <w:t>Hekkelman</w:t>
+      </w:r>
+      <w:proofErr w:type="spellEnd"/>
+    </w:p>
+    <w:p>
+      <w:pPr>
+        <w:jc w:val="right"/>
+      </w:pPr>
+      <w:r>
+        <w:t>Wouter Bergmann Tiest</w:t>
+      </w:r>
+    </w:p>
+    <w:p>
+      <w:pPr>
+        <w:jc w:val="right"/>
+      </w:pPr>
+      <w:r>
+        <w:t>1-02-2025</w:t>
+      </w:r>
+    </w:p>
+    <w:p>
+      <w:pPr>
+        <w:jc w:val="right"/>
+      </w:pPr>
+      <w:r>
+        <w:t>Eerste gelegenheid</w:t>
       </w:r>
     </w:p>
     <w:sdt>
@@ -676,7 +789,23 @@
           <w:sz w:val="22"/>
           <w:szCs w:val="22"/>
         </w:rPr>
-        <w:t xml:space="preserve">wordt er gekijken naar welk </w:t>
+        <w:t xml:space="preserve">wordt er </w:t>
+      </w:r>
+      <w:proofErr w:type="spellStart"/>
+      <w:r>
+        <w:rPr>
+          <w:sz w:val="22"/>
+          <w:szCs w:val="22"/>
+        </w:rPr>
+        <w:t>gekijken</w:t>
+      </w:r>
+      <w:proofErr w:type="spellEnd"/>
+      <w:r>
+        <w:rPr>
+          <w:sz w:val="22"/>
+          <w:szCs w:val="22"/>
+        </w:rPr>
+        <w:t xml:space="preserve"> naar welk </w:t>
       </w:r>
       <w:r>
         <w:rPr>
@@ -690,14 +819,78 @@
           <w:sz w:val="22"/>
           <w:szCs w:val="22"/>
         </w:rPr>
-        <w:t xml:space="preserve"> van het YOLO (You Only Look Once) model </w:t>
-      </w:r>
-      <w:r>
-        <w:rPr>
-          <w:sz w:val="22"/>
-          <w:szCs w:val="22"/>
-        </w:rPr>
-        <w:t xml:space="preserve">het snelste is, op basis van FPS en latency. Bij </w:t>
+        <w:t xml:space="preserve"> van het YOLO (</w:t>
+      </w:r>
+      <w:proofErr w:type="spellStart"/>
+      <w:r>
+        <w:rPr>
+          <w:sz w:val="22"/>
+          <w:szCs w:val="22"/>
+        </w:rPr>
+        <w:t>You</w:t>
+      </w:r>
+      <w:proofErr w:type="spellEnd"/>
+      <w:r>
+        <w:rPr>
+          <w:sz w:val="22"/>
+          <w:szCs w:val="22"/>
+        </w:rPr>
+        <w:t xml:space="preserve"> </w:t>
+      </w:r>
+      <w:proofErr w:type="spellStart"/>
+      <w:r>
+        <w:rPr>
+          <w:sz w:val="22"/>
+          <w:szCs w:val="22"/>
+        </w:rPr>
+        <w:t>Only</w:t>
+      </w:r>
+      <w:proofErr w:type="spellEnd"/>
+      <w:r>
+        <w:rPr>
+          <w:sz w:val="22"/>
+          <w:szCs w:val="22"/>
+        </w:rPr>
+        <w:t xml:space="preserve"> Look </w:t>
+      </w:r>
+      <w:proofErr w:type="spellStart"/>
+      <w:r>
+        <w:rPr>
+          <w:sz w:val="22"/>
+          <w:szCs w:val="22"/>
+        </w:rPr>
+        <w:t>Once</w:t>
+      </w:r>
+      <w:proofErr w:type="spellEnd"/>
+      <w:r>
+        <w:rPr>
+          <w:sz w:val="22"/>
+          <w:szCs w:val="22"/>
+        </w:rPr>
+        <w:t xml:space="preserve">) model </w:t>
+      </w:r>
+      <w:r>
+        <w:rPr>
+          <w:sz w:val="22"/>
+          <w:szCs w:val="22"/>
+        </w:rPr>
+        <w:t xml:space="preserve">het snelste is, op basis van FPS en </w:t>
+      </w:r>
+      <w:proofErr w:type="spellStart"/>
+      <w:r>
+        <w:rPr>
+          <w:sz w:val="22"/>
+          <w:szCs w:val="22"/>
+        </w:rPr>
+        <w:t>latency</w:t>
+      </w:r>
+      <w:proofErr w:type="spellEnd"/>
+      <w:r>
+        <w:rPr>
+          <w:sz w:val="22"/>
+          <w:szCs w:val="22"/>
+        </w:rPr>
+        <w:t xml:space="preserve">. Bij </w:t>
       </w:r>
       <w:r>
         <w:rPr>
@@ -732,7 +925,23 @@
           <w:sz w:val="22"/>
           <w:szCs w:val="22"/>
         </w:rPr>
-        <w:t xml:space="preserve"> waarnaar het YOLO nano model ge-export kan worden [1]</w:t>
+        <w:t xml:space="preserve"> waarnaar het YOLO </w:t>
+      </w:r>
+      <w:proofErr w:type="spellStart"/>
+      <w:r>
+        <w:rPr>
+          <w:sz w:val="22"/>
+          <w:szCs w:val="22"/>
+        </w:rPr>
+        <w:t>nano</w:t>
+      </w:r>
+      <w:proofErr w:type="spellEnd"/>
+      <w:r>
+        <w:rPr>
+          <w:sz w:val="22"/>
+          <w:szCs w:val="22"/>
+        </w:rPr>
+        <w:t xml:space="preserve"> model ge-export kan worden [1]</w:t>
       </w:r>
     </w:p>
     <w:p>
@@ -765,7 +974,23 @@
           <w:sz w:val="22"/>
           <w:szCs w:val="22"/>
         </w:rPr>
-        <w:t>Sinds ons Project werkt met 2 Camera’s op een Raspberry PI, met een AI Object Detectie Model</w:t>
+        <w:t xml:space="preserve">Sinds ons Project werkt met 2 Camera’s op een </w:t>
+      </w:r>
+      <w:proofErr w:type="spellStart"/>
+      <w:r>
+        <w:rPr>
+          <w:sz w:val="22"/>
+          <w:szCs w:val="22"/>
+        </w:rPr>
+        <w:t>Raspberry</w:t>
+      </w:r>
+      <w:proofErr w:type="spellEnd"/>
+      <w:r>
+        <w:rPr>
+          <w:sz w:val="22"/>
+          <w:szCs w:val="22"/>
+        </w:rPr>
+        <w:t xml:space="preserve"> PI, met een AI Object Detectie Model</w:t>
       </w:r>
       <w:r>
         <w:rPr>
@@ -814,21 +1039,53 @@
           <w:sz w:val="22"/>
           <w:szCs w:val="22"/>
         </w:rPr>
-        <w:t>op een lagere FPS runt met een hogere Latency, gaat</w:t>
-      </w:r>
-      <w:r>
-        <w:rPr>
-          <w:sz w:val="22"/>
-          <w:szCs w:val="22"/>
-        </w:rPr>
-        <w:t xml:space="preserve"> de a</w:t>
-      </w:r>
-      <w:r>
-        <w:rPr>
-          <w:sz w:val="22"/>
-          <w:szCs w:val="22"/>
-        </w:rPr>
-        <w:t xml:space="preserve">ccuratie </w:t>
+        <w:t xml:space="preserve">op een lagere FPS runt met een hogere </w:t>
+      </w:r>
+      <w:proofErr w:type="spellStart"/>
+      <w:r>
+        <w:rPr>
+          <w:sz w:val="22"/>
+          <w:szCs w:val="22"/>
+        </w:rPr>
+        <w:t>Latency</w:t>
+      </w:r>
+      <w:proofErr w:type="spellEnd"/>
+      <w:r>
+        <w:rPr>
+          <w:sz w:val="22"/>
+          <w:szCs w:val="22"/>
+        </w:rPr>
+        <w:t>, gaat</w:t>
+      </w:r>
+      <w:r>
+        <w:rPr>
+          <w:sz w:val="22"/>
+          <w:szCs w:val="22"/>
+        </w:rPr>
+        <w:t xml:space="preserve"> de </w:t>
+      </w:r>
+      <w:proofErr w:type="spellStart"/>
+      <w:r>
+        <w:rPr>
+          <w:sz w:val="22"/>
+          <w:szCs w:val="22"/>
+        </w:rPr>
+        <w:t>a</w:t>
+      </w:r>
+      <w:r>
+        <w:rPr>
+          <w:sz w:val="22"/>
+          <w:szCs w:val="22"/>
+        </w:rPr>
+        <w:t>ccuratie</w:t>
+      </w:r>
+      <w:proofErr w:type="spellEnd"/>
+      <w:r>
+        <w:rPr>
+          <w:sz w:val="22"/>
+          <w:szCs w:val="22"/>
+        </w:rPr>
+        <w:t xml:space="preserve"> </w:t>
       </w:r>
       <w:r>
         <w:rPr>
@@ -1090,22 +1347,56 @@
           <w:sz w:val="22"/>
           <w:szCs w:val="22"/>
         </w:rPr>
-        <w:t>Bestandstype (.p</w:t>
-      </w:r>
-      <w:r>
-        <w:rPr>
-          <w:sz w:val="22"/>
-          <w:szCs w:val="22"/>
-        </w:rPr>
-        <w:t>t, .ncnn</w:t>
-      </w:r>
-      <w:r>
-        <w:rPr>
-          <w:sz w:val="22"/>
-          <w:szCs w:val="22"/>
-        </w:rPr>
-        <w:t>, .onnx</w:t>
-      </w:r>
+        <w:t>Bestandstype (.</w:t>
+      </w:r>
+      <w:proofErr w:type="spellStart"/>
+      <w:r>
+        <w:rPr>
+          <w:sz w:val="22"/>
+          <w:szCs w:val="22"/>
+        </w:rPr>
+        <w:t>p</w:t>
+      </w:r>
+      <w:r>
+        <w:rPr>
+          <w:sz w:val="22"/>
+          <w:szCs w:val="22"/>
+        </w:rPr>
+        <w:t>t</w:t>
+      </w:r>
+      <w:proofErr w:type="spellEnd"/>
+      <w:r>
+        <w:rPr>
+          <w:sz w:val="22"/>
+          <w:szCs w:val="22"/>
+        </w:rPr>
+        <w:t>, .</w:t>
+      </w:r>
+      <w:proofErr w:type="spellStart"/>
+      <w:r>
+        <w:rPr>
+          <w:sz w:val="22"/>
+          <w:szCs w:val="22"/>
+        </w:rPr>
+        <w:t>ncnn</w:t>
+      </w:r>
+      <w:proofErr w:type="spellEnd"/>
+      <w:r>
+        <w:rPr>
+          <w:sz w:val="22"/>
+          <w:szCs w:val="22"/>
+        </w:rPr>
+        <w:t>, .</w:t>
+      </w:r>
+      <w:proofErr w:type="spellStart"/>
+      <w:r>
+        <w:rPr>
+          <w:sz w:val="22"/>
+          <w:szCs w:val="22"/>
+        </w:rPr>
+        <w:t>onnx</w:t>
+      </w:r>
+      <w:proofErr w:type="spellEnd"/>
       <w:r>
         <w:rPr>
           <w:sz w:val="22"/>
@@ -1202,15 +1493,56 @@
           <w:sz w:val="22"/>
           <w:szCs w:val="22"/>
         </w:rPr>
-        <w:t>De main code</w:t>
-      </w:r>
-      <w:r>
-        <w:rPr>
-          <w:sz w:val="22"/>
-          <w:szCs w:val="22"/>
-        </w:rPr>
-        <w:t>, met een print statement voor de fps en latency</w:t>
-      </w:r>
+        <w:t xml:space="preserve">De </w:t>
+      </w:r>
+      <w:proofErr w:type="spellStart"/>
+      <w:r>
+        <w:rPr>
+          <w:sz w:val="22"/>
+          <w:szCs w:val="22"/>
+        </w:rPr>
+        <w:t>main</w:t>
+      </w:r>
+      <w:proofErr w:type="spellEnd"/>
+      <w:r>
+        <w:rPr>
+          <w:sz w:val="22"/>
+          <w:szCs w:val="22"/>
+        </w:rPr>
+        <w:t xml:space="preserve"> code</w:t>
+      </w:r>
+      <w:r>
+        <w:rPr>
+          <w:sz w:val="22"/>
+          <w:szCs w:val="22"/>
+        </w:rPr>
+        <w:t xml:space="preserve">, met een print statement voor de </w:t>
+      </w:r>
+      <w:proofErr w:type="spellStart"/>
+      <w:r>
+        <w:rPr>
+          <w:sz w:val="22"/>
+          <w:szCs w:val="22"/>
+        </w:rPr>
+        <w:t>fps</w:t>
+      </w:r>
+      <w:proofErr w:type="spellEnd"/>
+      <w:r>
+        <w:rPr>
+          <w:sz w:val="22"/>
+          <w:szCs w:val="22"/>
+        </w:rPr>
+        <w:t xml:space="preserve"> en </w:t>
+      </w:r>
+      <w:proofErr w:type="spellStart"/>
+      <w:r>
+        <w:rPr>
+          <w:sz w:val="22"/>
+          <w:szCs w:val="22"/>
+        </w:rPr>
+        <w:t>latency</w:t>
+      </w:r>
+      <w:proofErr w:type="spellEnd"/>
       <w:r>
         <w:rPr>
           <w:i/>
@@ -1260,12 +1592,21 @@
         </w:rPr>
         <w:t xml:space="preserve">Vast te leggen Data: </w:t>
       </w:r>
-      <w:r>
-        <w:rPr>
-          <w:sz w:val="22"/>
-          <w:szCs w:val="22"/>
-        </w:rPr>
-        <w:t>Latency &amp; FPS, met en zonder gede</w:t>
+      <w:proofErr w:type="spellStart"/>
+      <w:r>
+        <w:rPr>
+          <w:sz w:val="22"/>
+          <w:szCs w:val="22"/>
+        </w:rPr>
+        <w:t>Latency</w:t>
+      </w:r>
+      <w:proofErr w:type="spellEnd"/>
+      <w:r>
+        <w:rPr>
+          <w:sz w:val="22"/>
+          <w:szCs w:val="22"/>
+        </w:rPr>
+        <w:t xml:space="preserve"> &amp; FPS, met en zonder gede</w:t>
       </w:r>
       <w:r>
         <w:rPr>
@@ -1353,6 +1694,7 @@
                 <w:szCs w:val="22"/>
               </w:rPr>
             </w:pPr>
+            <w:proofErr w:type="spellStart"/>
             <w:r>
               <w:rPr>
                 <w:sz w:val="22"/>
@@ -1360,6 +1702,7 @@
               </w:rPr>
               <w:t>Latency</w:t>
             </w:r>
+            <w:proofErr w:type="spellEnd"/>
           </w:p>
         </w:tc>
       </w:tr>
@@ -1380,8 +1723,17 @@
                 <w:sz w:val="22"/>
                 <w:szCs w:val="22"/>
               </w:rPr>
-              <w:t>.pt</w:t>
-            </w:r>
+              <w:t>.</w:t>
+            </w:r>
+            <w:proofErr w:type="spellStart"/>
+            <w:r>
+              <w:rPr>
+                <w:sz w:val="22"/>
+                <w:szCs w:val="22"/>
+              </w:rPr>
+              <w:t>pt</w:t>
+            </w:r>
+            <w:proofErr w:type="spellEnd"/>
           </w:p>
         </w:tc>
         <w:tc>
@@ -1456,8 +1808,17 @@
                 <w:sz w:val="22"/>
                 <w:szCs w:val="22"/>
               </w:rPr>
-              <w:t>.ncnn</w:t>
-            </w:r>
+              <w:t>.</w:t>
+            </w:r>
+            <w:proofErr w:type="spellStart"/>
+            <w:r>
+              <w:rPr>
+                <w:sz w:val="22"/>
+                <w:szCs w:val="22"/>
+              </w:rPr>
+              <w:t>ncnn</w:t>
+            </w:r>
+            <w:proofErr w:type="spellEnd"/>
           </w:p>
         </w:tc>
         <w:tc>
@@ -1546,8 +1907,17 @@
                 <w:sz w:val="22"/>
                 <w:szCs w:val="22"/>
               </w:rPr>
-              <w:t>.onnx</w:t>
-            </w:r>
+              <w:t>.</w:t>
+            </w:r>
+            <w:proofErr w:type="spellStart"/>
+            <w:r>
+              <w:rPr>
+                <w:sz w:val="22"/>
+                <w:szCs w:val="22"/>
+              </w:rPr>
+              <w:t>onnx</w:t>
+            </w:r>
+            <w:proofErr w:type="spellEnd"/>
           </w:p>
         </w:tc>
         <w:tc>
@@ -1729,8 +2099,17 @@
           <w:sz w:val="22"/>
           <w:szCs w:val="22"/>
         </w:rPr>
-        <w:t xml:space="preserve"> met de beste fps</w:t>
-      </w:r>
+        <w:t xml:space="preserve"> met de beste </w:t>
+      </w:r>
+      <w:proofErr w:type="spellStart"/>
+      <w:r>
+        <w:rPr>
+          <w:sz w:val="22"/>
+          <w:szCs w:val="22"/>
+        </w:rPr>
+        <w:t>fps</w:t>
+      </w:r>
+      <w:proofErr w:type="spellEnd"/>
       <w:r>
         <w:rPr>
           <w:sz w:val="22"/>
@@ -1743,14 +2122,46 @@
           <w:sz w:val="22"/>
           <w:szCs w:val="22"/>
         </w:rPr>
-        <w:t xml:space="preserve">en laagste latency </w:t>
-      </w:r>
-      <w:r>
-        <w:rPr>
-          <w:sz w:val="22"/>
-          <w:szCs w:val="22"/>
-        </w:rPr>
-        <w:t xml:space="preserve">het .ncnn </w:t>
+        <w:t xml:space="preserve">en laagste </w:t>
+      </w:r>
+      <w:proofErr w:type="spellStart"/>
+      <w:r>
+        <w:rPr>
+          <w:sz w:val="22"/>
+          <w:szCs w:val="22"/>
+        </w:rPr>
+        <w:t>latency</w:t>
+      </w:r>
+      <w:proofErr w:type="spellEnd"/>
+      <w:r>
+        <w:rPr>
+          <w:sz w:val="22"/>
+          <w:szCs w:val="22"/>
+        </w:rPr>
+        <w:t xml:space="preserve"> </w:t>
+      </w:r>
+      <w:r>
+        <w:rPr>
+          <w:sz w:val="22"/>
+          <w:szCs w:val="22"/>
+        </w:rPr>
+        <w:t>het .</w:t>
+      </w:r>
+      <w:proofErr w:type="spellStart"/>
+      <w:r>
+        <w:rPr>
+          <w:sz w:val="22"/>
+          <w:szCs w:val="22"/>
+        </w:rPr>
+        <w:t>ncnn</w:t>
+      </w:r>
+      <w:proofErr w:type="spellEnd"/>
+      <w:r>
+        <w:rPr>
+          <w:sz w:val="22"/>
+          <w:szCs w:val="22"/>
+        </w:rPr>
+        <w:t xml:space="preserve"> </w:t>
       </w:r>
       <w:r>
         <w:rPr>
@@ -1771,7 +2182,23 @@
           <w:sz w:val="22"/>
           <w:szCs w:val="22"/>
         </w:rPr>
-        <w:t xml:space="preserve">, waardoor we kunnen concluderen dat het .ncnn </w:t>
+        <w:t>, waardoor we kunnen concluderen dat het .</w:t>
+      </w:r>
+      <w:proofErr w:type="spellStart"/>
+      <w:r>
+        <w:rPr>
+          <w:sz w:val="22"/>
+          <w:szCs w:val="22"/>
+        </w:rPr>
+        <w:t>ncnn</w:t>
+      </w:r>
+      <w:proofErr w:type="spellEnd"/>
+      <w:r>
+        <w:rPr>
+          <w:sz w:val="22"/>
+          <w:szCs w:val="22"/>
+        </w:rPr>
+        <w:t xml:space="preserve"> </w:t>
       </w:r>
       <w:r>
         <w:rPr>
@@ -1846,7 +2273,23 @@
           <w:sz w:val="22"/>
           <w:szCs w:val="22"/>
         </w:rPr>
-        <w:t xml:space="preserve">het .ncnn </w:t>
+        <w:t>het .</w:t>
+      </w:r>
+      <w:proofErr w:type="spellStart"/>
+      <w:r>
+        <w:rPr>
+          <w:sz w:val="22"/>
+          <w:szCs w:val="22"/>
+        </w:rPr>
+        <w:t>ncnn</w:t>
+      </w:r>
+      <w:proofErr w:type="spellEnd"/>
+      <w:r>
+        <w:rPr>
+          <w:sz w:val="22"/>
+          <w:szCs w:val="22"/>
+        </w:rPr>
+        <w:t xml:space="preserve"> </w:t>
       </w:r>
       <w:r>
         <w:rPr>
@@ -1874,7 +2317,23 @@
           <w:sz w:val="22"/>
           <w:szCs w:val="22"/>
         </w:rPr>
-        <w:t xml:space="preserve"> voor ons, door zijn hoge FPS en lage Latency.</w:t>
+        <w:t xml:space="preserve"> voor ons, door zijn hoge FPS en lage </w:t>
+      </w:r>
+      <w:proofErr w:type="spellStart"/>
+      <w:r>
+        <w:rPr>
+          <w:sz w:val="22"/>
+          <w:szCs w:val="22"/>
+        </w:rPr>
+        <w:t>Latency</w:t>
+      </w:r>
+      <w:proofErr w:type="spellEnd"/>
+      <w:r>
+        <w:rPr>
+          <w:sz w:val="22"/>
+          <w:szCs w:val="22"/>
+        </w:rPr>
+        <w:t>.</w:t>
       </w:r>
     </w:p>
     <w:p/>
